--- a/docs/report.docx
+++ b/docs/report.docx
@@ -901,7 +901,7 @@
     </w:p>
     <w:bookmarkEnd w:id="21"/>
     <w:bookmarkEnd w:id="22"/>
-    <w:bookmarkStart w:id="36" w:name="Xedd0b3e74da66eb0ebe0f3cd8b07efcdb0bed56"/>
+    <w:bookmarkStart w:id="60" w:name="Xedd0b3e74da66eb0ebe0f3cd8b07efcdb0bed56"/>
     <w:p>
       <w:pPr>
         <w:pStyle w:val="1"/>
@@ -910,13 +910,13 @@
         <w:t xml:space="preserve">Глава 2. Алгоритмы составления расписания</w:t>
       </w:r>
     </w:p>
-    <w:bookmarkStart w:id="31" w:name="генетический-алгоритм.-genetic-algorithm"/>
+    <w:bookmarkStart w:id="31" w:name="генетический-алгоритм-genetic-algorithm"/>
     <w:p>
       <w:pPr>
         <w:pStyle w:val="2"/>
       </w:pPr>
       <w:r>
-        <w:t xml:space="preserve">2.1 Генетический алгоритм. (Genetic Algorithm)</w:t>
+        <w:t xml:space="preserve">2.1 Генетический алгоритм (Genetic Algorithm)</w:t>
       </w:r>
     </w:p>
     <w:bookmarkStart w:id="23" w:name="идея-и-происхождение"/>
@@ -949,32 +949,32 @@
         <w:t xml:space="preserve"> </w:t>
       </w:r>
       <w:r>
-        <w:t xml:space="preserve">и эволюционной теории Ч. Дарвина — «выживает сильнейший».</w:t>
-      </w:r>
-      <w:r>
-        <w:t xml:space="preserve"> </w:t>
-      </w:r>
-      <w:r>
-        <w:t xml:space="preserve">Изначально метод предназначен для поиска глобального экстремума целевой функции в многомерных пространствах поиска.</w:t>
-      </w:r>
-      <w:r>
-        <w:t xml:space="preserve"> </w:t>
-      </w:r>
-      <w:r>
-        <w:t xml:space="preserve">Задачи составления расписания (Time Tabling) являются</w:t>
-      </w:r>
-      <w:r>
-        <w:t xml:space="preserve"> </w:t>
-      </w:r>
-      <w:r>
-        <w:rPr>
-          <w:b/>
-          <w:bCs/>
-        </w:rPr>
-        <w:t xml:space="preserve">NP-полными</w:t>
-      </w:r>
-      <w:r>
-        <w:t xml:space="preserve">, что делает невозможным нахождение точного решения методом полного перебора за приемлемое время при большой размерности. ГА позволяет находить</w:t>
+        <w:t xml:space="preserve">и эволюционных вычислений.</w:t>
+      </w:r>
+      <w:r>
+        <w:t xml:space="preserve"> </w:t>
+      </w:r>
+      <w:r>
+        <w:t xml:space="preserve">Изначально метод был предложен для поиска глобального экстремума целевой функции в многомерном пространстве решений.</w:t>
+      </w:r>
+      <w:r>
+        <w:t xml:space="preserve"> </w:t>
+      </w:r>
+      <w:r>
+        <w:t xml:space="preserve">В обобщенной постановке задача составления расписания (timetabling) относится к классу</w:t>
+      </w:r>
+      <w:r>
+        <w:t xml:space="preserve"> </w:t>
+      </w:r>
+      <w:r>
+        <w:rPr>
+          <w:b/>
+          <w:bCs/>
+        </w:rPr>
+        <w:t xml:space="preserve">NP-трудных</w:t>
+      </w:r>
+      <w:r>
+        <w:t xml:space="preserve">, а отдельные ее варианты являются NP-полными. Поэтому точное решение методом полного перебора для реалистичных размерностей, как правило, практически неосуществимо (Kan, 2012; Błażewicz et al., 2007; Вусик, 2025). В таких условиях ГА позволяет получать</w:t>
       </w:r>
       <w:r>
         <w:t xml:space="preserve"> </w:t>
@@ -990,7 +990,7 @@
         <w:t xml:space="preserve"> </w:t>
       </w:r>
       <w:r>
-        <w:t xml:space="preserve">за полиномиальное время, комбинируя элементы перебора с направленным эвристическим поиском.</w:t>
+        <w:t xml:space="preserve">за приемлемое на практике время, сочетая элементы перебора с направленным эвристическим поиском (Низамова, 2006; Вусик, 2025).</w:t>
       </w:r>
     </w:p>
     <w:bookmarkEnd w:id="23"/>
@@ -1008,7 +1008,7 @@
         <w:pStyle w:val="FirstParagraph"/>
       </w:pPr>
       <w:r>
-        <w:t xml:space="preserve">Базовый словарь алгоритма включает следующие понятия:</w:t>
+        <w:t xml:space="preserve">Базовые термины алгоритма:</w:t>
       </w:r>
     </w:p>
     <w:p>
@@ -1112,7 +1112,7 @@
           <w:b/>
           <w:bCs/>
         </w:rPr>
-        <w:t xml:space="preserve">Генотип и Фенотип:</w:t>
+        <w:t xml:space="preserve">Генотип и фенотип:</w:t>
       </w:r>
       <w:r>
         <w:t xml:space="preserve"> </w:t>
@@ -1156,7 +1156,7 @@
           <w:b/>
           <w:bCs/>
         </w:rPr>
-        <w:t xml:space="preserve">Функция приспособляемости (Fitness function):</w:t>
+        <w:t xml:space="preserve">Функция приспособленности (fitness function):</w:t>
       </w:r>
       <w:r>
         <w:t xml:space="preserve"> </w:t>
@@ -1180,7 +1180,7 @@
         <w:pStyle w:val="FirstParagraph"/>
       </w:pPr>
       <w:r>
-        <w:t xml:space="preserve">Пошаговый цикл итерации выглядит следующим образом:</w:t>
+        <w:t xml:space="preserve">Пошаговый цикл итерации выглядит следующим образом (рисунок 2.1):</w:t>
       </w:r>
     </w:p>
     <w:p>
@@ -1278,7 +1278,7 @@
         <w:t xml:space="preserve"> </w:t>
       </w:r>
       <w:r>
-        <w:t xml:space="preserve">Обмен участками кода между родительскими особями для создания потомков.</w:t>
+        <w:t xml:space="preserve">Обмен участками хромосом между родительскими особями для создания потомков.</w:t>
       </w:r>
     </w:p>
     <w:p>
@@ -1300,7 +1300,7 @@
         <w:t xml:space="preserve"> </w:t>
       </w:r>
       <w:r>
-        <w:t xml:space="preserve">Расчет функции приспособляемости для каждой особи.</w:t>
+        <w:t xml:space="preserve">Расчет функции приспособленности для каждой особи.</w:t>
       </w:r>
     </w:p>
     <w:p>
@@ -1322,7 +1322,7 @@
         <w:t xml:space="preserve"> </w:t>
       </w:r>
       <w:r>
-        <w:t xml:space="preserve">Отбор наиболее приспособленных особей в новое поколение по принципу элитарности или случайным образом.</w:t>
+        <w:t xml:space="preserve">Отбор особей в новое поколение на основе приспособленности (например, турнирный отбор или рулетка) с возможным применением элитизма.</w:t>
       </w:r>
     </w:p>
     <w:p>
@@ -1344,7 +1344,7 @@
         <w:t xml:space="preserve"> </w:t>
       </w:r>
       <w:r>
-        <w:t xml:space="preserve">Достижение максимально возможного значения функции, стабилизация результата в течение нескольких поколений или выполнение заданного числа итераций.</w:t>
+        <w:t xml:space="preserve">Стабилизация лучшего значения функции приспособленности в течение нескольких поколений, достижение целевого порога качества или выполнение заданного числа итераций.</w:t>
       </w:r>
     </w:p>
     <w:p>
@@ -1367,6 +1367,51 @@
       </w:r>
       <w:r>
         <w:t xml:space="preserve">Выбор лучшей особи из последнего поколения.</w:t>
+      </w:r>
+    </w:p>
+    <w:tbl>
+      <w:tblPr>
+        <w:tblStyle w:val="FigureTable"/>
+        <w:tblW w:type="auto" w:w="0"/>
+        <w:jc w:val="center"/>
+        <w:tblLook w:firstRow="0" w:lastRow="0" w:firstColumn="0" w:lastColumn="0"/>
+      </w:tblPr>
+      <w:tblGrid>
+        <w:gridCol w:w="7920"/>
+      </w:tblGrid>
+      <w:tr>
+        <w:tc>
+          <w:tcPr/>
+          <w:p>
+            <w:pPr>
+              <w:pStyle w:val="Compact"/>
+              <w:jc w:val="center"/>
+            </w:pPr>
+            <w:r>
+              <w:t xml:space="preserve">GA diagram</w:t>
+            </w:r>
+          </w:p>
+        </w:tc>
+      </w:tr>
+    </w:tbl>
+    <w:p>
+      <w:pPr>
+        <w:pStyle w:val="ImageCaption"/>
+      </w:pPr>
+      <w:r>
+        <w:t xml:space="preserve">GA diagram</w:t>
+      </w:r>
+    </w:p>
+    <w:p>
+      <w:pPr>
+        <w:pStyle w:val="BodyText"/>
+      </w:pPr>
+      <w:r>
+        <w:rPr>
+          <w:i/>
+          <w:iCs/>
+        </w:rPr>
+        <w:t xml:space="preserve">Рисунок 2.1 - Типовая схема цикла генетического алгоритма.</w:t>
       </w:r>
     </w:p>
     <w:bookmarkEnd w:id="25"/>
@@ -1381,110 +1426,10 @@
     </w:p>
     <w:p>
       <w:pPr>
-        <w:pStyle w:val="Compact"/>
-        <w:numPr>
-          <w:ilvl w:val="0"/>
-          <w:numId w:val="1012"/>
-        </w:numPr>
-      </w:pPr>
-      <w:r>
-        <w:rPr>
-          <w:b/>
-          <w:bCs/>
-        </w:rPr>
-        <w:t xml:space="preserve">Кодирование решения:</w:t>
-      </w:r>
-      <w:r>
-        <w:t xml:space="preserve"> </w:t>
-      </w:r>
-      <w:r>
-        <w:t xml:space="preserve">В источниках описывается структура, где</w:t>
-      </w:r>
-      <w:r>
-        <w:t xml:space="preserve"> </w:t>
-      </w:r>
-      <w:r>
-        <w:rPr>
-          <w:b/>
-          <w:bCs/>
-        </w:rPr>
-        <w:t xml:space="preserve">ген — это учебное занятие</w:t>
-      </w:r>
-      <w:r>
-        <w:t xml:space="preserve">, включающее неизменяемую часть (учебный поток) и изменяемые части (аудитория, день, время). Предлагаются также</w:t>
-      </w:r>
-      <w:r>
-        <w:t xml:space="preserve"> </w:t>
-      </w:r>
-      <w:r>
-        <w:rPr>
-          <w:b/>
-          <w:bCs/>
-        </w:rPr>
-        <w:t xml:space="preserve">агрегативные модели</w:t>
-      </w:r>
-      <w:r>
-        <w:t xml:space="preserve">, где особь состоит из двух взаимосвязанных хромосом (одна для аудиторий, другая для времени).</w:t>
-      </w:r>
-    </w:p>
-    <w:p>
-      <w:pPr>
-        <w:pStyle w:val="Compact"/>
-        <w:numPr>
-          <w:ilvl w:val="0"/>
-          <w:numId w:val="1012"/>
-        </w:numPr>
-      </w:pPr>
-      <w:r>
-        <w:rPr>
-          <w:b/>
-          <w:bCs/>
-        </w:rPr>
-        <w:t xml:space="preserve">Жёсткие ограничения (Hard constraints):</w:t>
-      </w:r>
-      <w:r>
-        <w:t xml:space="preserve"> </w:t>
-      </w:r>
-      <w:r>
-        <w:t xml:space="preserve">Обязательные условия (отсутствие накладок у преподавателей/групп). Они учитываются через введение</w:t>
-      </w:r>
-      <w:r>
-        <w:t xml:space="preserve"> </w:t>
-      </w:r>
-      <w:r>
-        <w:rPr>
-          <w:b/>
-          <w:bCs/>
-        </w:rPr>
-        <w:t xml:space="preserve">штрафных коэффициентов</w:t>
-      </w:r>
-      <w:r>
-        <w:t xml:space="preserve"> </w:t>
-      </w:r>
-      <w:r>
-        <w:t xml:space="preserve">с максимальным весом в целевой функции или путем ограничения диапазона допустимых значений генов при их формировании.</w:t>
-      </w:r>
-    </w:p>
-    <w:p>
-      <w:pPr>
-        <w:pStyle w:val="Compact"/>
-        <w:numPr>
-          <w:ilvl w:val="0"/>
-          <w:numId w:val="1012"/>
-        </w:numPr>
-      </w:pPr>
-      <w:r>
-        <w:rPr>
-          <w:b/>
-          <w:bCs/>
-        </w:rPr>
-        <w:t xml:space="preserve">Мягкие ограничения (Soft constraints):</w:t>
-      </w:r>
-      <w:r>
-        <w:t xml:space="preserve"> </w:t>
-      </w:r>
-      <w:r>
-        <w:t xml:space="preserve">Рекомендательные условия (отсутствие «окон», пожелания преподавателей). Учитываются в целевой функции с меньшими весовыми коэффициентами.</w:t>
+        <w:pStyle w:val="FirstParagraph"/>
+      </w:pPr>
+      <w:r>
+        <w:t xml:space="preserve">В задачах расписания ген обычно интерпретируется как учебное занятие, содержащее фиксированные и изменяемые параметры, включая аудиторию, день и время. В ряде работ используются агрегативные схемы кодирования, где особь представлена двумя взаимосвязанными хромосомами, отдельно отвечающими за пространственное и временное распределение занятий (Низамова, 2006; Вусик, 2025). Жесткие ограничения (hard constraints), например отсутствие конфликтов по преподавателям и группам, задают обязательную часть модели и учитываются либо через высокие штрафы, либо через ограничение допустимых значений генов. Мягкие ограничения (soft constraints), включая минимизацию «окон» и учет предпочтений преподавателей, встраиваются в целевую функцию с меньшими весами (Толстых и Толстых, 2014; Вусик, 2025).</w:t>
       </w:r>
     </w:p>
     <w:bookmarkEnd w:id="26"/>
@@ -1499,84 +1444,10 @@
     </w:p>
     <w:p>
       <w:pPr>
-        <w:pStyle w:val="Compact"/>
-        <w:numPr>
-          <w:ilvl w:val="0"/>
-          <w:numId w:val="1013"/>
-        </w:numPr>
-      </w:pPr>
-      <w:r>
-        <w:rPr>
-          <w:b/>
-          <w:bCs/>
-        </w:rPr>
-        <w:t xml:space="preserve">Сложность итерации:</w:t>
-      </w:r>
-      <w:r>
-        <w:t xml:space="preserve"> </w:t>
-      </w:r>
-      <w:r>
-        <w:t xml:space="preserve">Основные затраты времени приходятся на расчет функции приспособляемости (проверку ограничений).</w:t>
-      </w:r>
-    </w:p>
-    <w:p>
-      <w:pPr>
-        <w:pStyle w:val="Compact"/>
-        <w:numPr>
-          <w:ilvl w:val="0"/>
-          <w:numId w:val="1013"/>
-        </w:numPr>
-      </w:pPr>
-      <w:r>
-        <w:rPr>
-          <w:b/>
-          <w:bCs/>
-        </w:rPr>
-        <w:t xml:space="preserve">Рост размерности:</w:t>
-      </w:r>
-      <w:r>
-        <w:t xml:space="preserve"> </w:t>
-      </w:r>
-      <w:r>
-        <w:t xml:space="preserve">В отличие от точных методов, ГА не показывает мгновенного экспоненциального роста времени, но требует увеличения популяции для сохранения качества.</w:t>
-      </w:r>
-      <w:r>
-        <w:t xml:space="preserve"> </w:t>
-      </w:r>
-      <w:r>
-        <w:rPr>
-          <w:b/>
-          <w:bCs/>
-        </w:rPr>
-        <w:t xml:space="preserve">Агрегативные алгоритмы</w:t>
-      </w:r>
-      <w:r>
-        <w:t xml:space="preserve"> </w:t>
-      </w:r>
-      <w:r>
-        <w:t xml:space="preserve">позволяют замедлить рост временных затрат в 2–3 раза по сравнению с обычными ГА.</w:t>
-      </w:r>
-    </w:p>
-    <w:p>
-      <w:pPr>
-        <w:pStyle w:val="Compact"/>
-        <w:numPr>
-          <w:ilvl w:val="0"/>
-          <w:numId w:val="1013"/>
-        </w:numPr>
-      </w:pPr>
-      <w:r>
-        <w:rPr>
-          <w:b/>
-          <w:bCs/>
-        </w:rPr>
-        <w:t xml:space="preserve">Сходимость и локальный оптимум:</w:t>
-      </w:r>
-      <w:r>
-        <w:t xml:space="preserve"> </w:t>
-      </w:r>
-      <w:r>
-        <w:t xml:space="preserve">Существует риск преждевременной остановки из-за недостаточного разнообразия популяции. Для избежания этого применяются высокие вероятности мутации и специальные методы селекции.</w:t>
+        <w:pStyle w:val="FirstParagraph"/>
+      </w:pPr>
+      <w:r>
+        <w:t xml:space="preserve">Основные вычислительные затраты в ГА связаны с оценкой функции приспособленности, то есть с проверкой выполнения ограничений для большого числа кандидатов (Низамова, 2006; Вусик, 2025). По мере роста размерности задачи алгоритм обычно сохраняет более гибкую масштабируемость по сравнению с точными методами, однако требует увеличения вычислительных ресурсов и размера популяции для удержания качества решений (Kan, 2012; Кононов и Фуругян, 2025). При этом сохраняется риск преждевременной сходимости к локальному оптимуму, поэтому на практике применяются адаптивные схемы мутации, вариативные стратегии селекции и механизмы поддержания разнообразия (Нассер, 2017; Вусик, 2025).</w:t>
       </w:r>
     </w:p>
     <w:bookmarkEnd w:id="27"/>
@@ -1594,111 +1465,23 @@
         <w:pStyle w:val="FirstParagraph"/>
       </w:pPr>
       <w:r>
-        <w:t xml:space="preserve">Преимущества:</w:t>
-      </w:r>
-    </w:p>
-    <w:p>
-      <w:pPr>
-        <w:pStyle w:val="Compact"/>
-        <w:numPr>
-          <w:ilvl w:val="0"/>
-          <w:numId w:val="1014"/>
-        </w:numPr>
-      </w:pPr>
-      <w:r>
-        <w:t xml:space="preserve">Поиск приемлемого решения в условиях огромной размерности.</w:t>
-      </w:r>
-    </w:p>
-    <w:p>
-      <w:pPr>
-        <w:pStyle w:val="Compact"/>
-        <w:numPr>
-          <w:ilvl w:val="0"/>
-          <w:numId w:val="1014"/>
-        </w:numPr>
-      </w:pPr>
-      <w:r>
-        <w:t xml:space="preserve">Возможность гибкой настройки весов различных ограничений.</w:t>
-      </w:r>
-    </w:p>
-    <w:p>
-      <w:pPr>
-        <w:pStyle w:val="Compact"/>
-        <w:numPr>
-          <w:ilvl w:val="0"/>
-          <w:numId w:val="1014"/>
-        </w:numPr>
-      </w:pPr>
-      <w:r>
-        <w:t xml:space="preserve">Получение сразу нескольких вариантов расписания на выбор.</w:t>
-      </w:r>
-    </w:p>
-    <w:p>
-      <w:pPr>
-        <w:pStyle w:val="Compact"/>
-        <w:numPr>
-          <w:ilvl w:val="0"/>
-          <w:numId w:val="1014"/>
-        </w:numPr>
-      </w:pPr>
-      <w:r>
-        <w:t xml:space="preserve">Работа в реальном времени: решение можно получить на любой итерации.</w:t>
-      </w:r>
-    </w:p>
-    <w:p>
-      <w:pPr>
-        <w:pStyle w:val="FirstParagraph"/>
-      </w:pPr>
-      <w:r>
-        <w:t xml:space="preserve">Недостатки:</w:t>
-      </w:r>
-    </w:p>
-    <w:p>
-      <w:pPr>
-        <w:pStyle w:val="Compact"/>
-        <w:numPr>
-          <w:ilvl w:val="0"/>
-          <w:numId w:val="1015"/>
-        </w:numPr>
-      </w:pPr>
-      <w:r>
-        <w:t xml:space="preserve">Нет гарантии нахождения глобального оптимума.</w:t>
-      </w:r>
-    </w:p>
-    <w:p>
-      <w:pPr>
-        <w:pStyle w:val="Compact"/>
-        <w:numPr>
-          <w:ilvl w:val="0"/>
-          <w:numId w:val="1015"/>
-        </w:numPr>
-      </w:pPr>
-      <w:r>
-        <w:t xml:space="preserve">Зависимость результата от качества начальной популяции.</w:t>
-      </w:r>
-    </w:p>
-    <w:p>
-      <w:pPr>
-        <w:pStyle w:val="Compact"/>
-        <w:numPr>
-          <w:ilvl w:val="0"/>
-          <w:numId w:val="1015"/>
-        </w:numPr>
-      </w:pPr>
-      <w:r>
-        <w:t xml:space="preserve">Высокая вычислительная трудоемкость на поздних этапах поиска.</w:t>
-      </w:r>
-    </w:p>
-    <w:p>
-      <w:pPr>
-        <w:pStyle w:val="Compact"/>
-        <w:numPr>
-          <w:ilvl w:val="0"/>
-          <w:numId w:val="1015"/>
-        </w:numPr>
-      </w:pPr>
-      <w:r>
-        <w:t xml:space="preserve">Риск застревания в локальном оптимуме при неудачных операторах мутации.</w:t>
+        <w:t xml:space="preserve">В литературе по задачам расписания обычно выделяются следующие сильные и слабые стороны ГА (Низамова, 2006; Нассер, 2017; Вусик, 2025).</w:t>
+      </w:r>
+    </w:p>
+    <w:p>
+      <w:pPr>
+        <w:pStyle w:val="BodyText"/>
+      </w:pPr>
+      <w:r>
+        <w:t xml:space="preserve">К основным преимуществам генетического алгоритма относят способность находить практически приемлемые решения в задачах большой размерности, гибкость настройки весов ограничений и возможность получать несколько конкурентных вариантов расписания в рамках одного запуска. Кроме того, в любой момент итерационного процесса доступно текущее лучшее решение, что важно для прикладных систем с ограниченным временем расчета.</w:t>
+      </w:r>
+    </w:p>
+    <w:p>
+      <w:pPr>
+        <w:pStyle w:val="BodyText"/>
+      </w:pPr>
+      <w:r>
+        <w:t xml:space="preserve">Ограничения метода связаны с отсутствием гарантии глобального оптимума, чувствительностью к качеству начальной популяции и повышенной вычислительной трудоемкостью на поздних стадиях поиска. При неудачной настройке операторов эволюции возможна преждевременная сходимость и фиксация в локальном оптимуме.</w:t>
       </w:r>
     </w:p>
     <w:bookmarkEnd w:id="28"/>
@@ -1713,77 +1496,10 @@
     </w:p>
     <w:p>
       <w:pPr>
-        <w:pStyle w:val="Compact"/>
-        <w:numPr>
-          <w:ilvl w:val="0"/>
-          <w:numId w:val="1016"/>
-        </w:numPr>
-      </w:pPr>
-      <w:r>
-        <w:t xml:space="preserve">Программный комплекс</w:t>
-      </w:r>
-      <w:r>
-        <w:t xml:space="preserve"> </w:t>
-      </w:r>
-      <w:r>
-        <w:rPr>
-          <w:b/>
-          <w:bCs/>
-        </w:rPr>
-        <w:t xml:space="preserve">«Феб»</w:t>
-      </w:r>
-      <w:r>
-        <w:t xml:space="preserve">, использующий агрегативные ГА для систем массового обучения (разработан Г.Ф. Низамовой).</w:t>
-      </w:r>
-    </w:p>
-    <w:p>
-      <w:pPr>
-        <w:pStyle w:val="Compact"/>
-        <w:numPr>
-          <w:ilvl w:val="0"/>
-          <w:numId w:val="1016"/>
-        </w:numPr>
-      </w:pPr>
-      <w:r>
-        <w:t xml:space="preserve">Автоматизированная система на основе ГА для</w:t>
-      </w:r>
-      <w:r>
-        <w:t xml:space="preserve"> </w:t>
-      </w:r>
-      <w:r>
-        <w:rPr>
-          <w:b/>
-          <w:bCs/>
-        </w:rPr>
-        <w:t xml:space="preserve">ВКТУ им. Д. Серикбаева</w:t>
-      </w:r>
-      <w:r>
-        <w:t xml:space="preserve">.</w:t>
-      </w:r>
-    </w:p>
-    <w:p>
-      <w:pPr>
-        <w:pStyle w:val="Compact"/>
-        <w:numPr>
-          <w:ilvl w:val="0"/>
-          <w:numId w:val="1016"/>
-        </w:numPr>
-      </w:pPr>
-      <w:r>
-        <w:t xml:space="preserve">Исследования и программные реализации специалистов</w:t>
-      </w:r>
-      <w:r>
-        <w:t xml:space="preserve"> </w:t>
-      </w:r>
-      <w:r>
-        <w:rPr>
-          <w:b/>
-          <w:bCs/>
-        </w:rPr>
-        <w:t xml:space="preserve">Воронежского государственного университета</w:t>
-      </w:r>
-      <w:r>
-        <w:t xml:space="preserve">.</w:t>
+        <w:pStyle w:val="FirstParagraph"/>
+      </w:pPr>
+      <w:r>
+        <w:t xml:space="preserve">Практическое применение ГА в сфере образовательного расписания иллюстрируется, в частности, программным комплексом «Феб», основанным на агрегативных моделях (Низамова, 2006). В вузовских кейсах также описаны автоматизированные решения на базе метаэвристик, где генетический алгоритм используется как самостоятельный метод или как компонент гибридной схемы оптимизации (Вусик, 2025; Толстых и Толстых, 2014). Обзорные работы дополнительно подтверждают устойчивый интерес к эволюционным и гибридным подходам в задачах составления расписаний (Нассер, 2017; Гончаров и Войтешенко, 2026).</w:t>
       </w:r>
     </w:p>
     <w:bookmarkEnd w:id="29"/>
@@ -1801,23 +1517,20 @@
         <w:pStyle w:val="FirstParagraph"/>
       </w:pPr>
       <w:r>
-        <w:t xml:space="preserve">Генетический алгоритм является мощным инструментом метаэвристического поиска, который лучше всего подходит для сложных организационных задач типа составления расписания в вузах. Его эффективность напрямую зависит от</w:t>
-      </w:r>
-      <w:r>
-        <w:t xml:space="preserve"> </w:t>
-      </w:r>
-      <w:r>
-        <w:rPr>
-          <w:b/>
-          <w:bCs/>
-        </w:rPr>
-        <w:t xml:space="preserve">правильной формулировки функции приспособляемости</w:t>
-      </w:r>
-      <w:r>
-        <w:t xml:space="preserve"> </w:t>
-      </w:r>
-      <w:r>
-        <w:t xml:space="preserve">и использования модифицированных операторов, учитывающих специфику связей между объектами (преподаватель — группа — аудитория).</w:t>
+        <w:t xml:space="preserve">Генетический алгоритм является эффективным инструментом метаэвристического поиска и широко применяется для сложных организационных задач, включая составление расписания в вузах (Низамова, 2006; Вусик, 2025). Его практическая результативность зависит от</w:t>
+      </w:r>
+      <w:r>
+        <w:t xml:space="preserve"> </w:t>
+      </w:r>
+      <w:r>
+        <w:rPr>
+          <w:b/>
+          <w:bCs/>
+        </w:rPr>
+        <w:t xml:space="preserve">корректной формулировки функции приспособленности</w:t>
+      </w:r>
+      <w:r>
+        <w:t xml:space="preserve">, выбора операторов эволюции и учета предметных связей между объектами (преподаватель - группа - аудитория) (Толстых и Толстых, 2014; Кононов и Фуругян, 2025). При этом качество итогового расписания определяется не только самим методом оптимизации, но и корректностью постановки ограничений и параметров модели.</w:t>
       </w:r>
     </w:p>
     <w:p>
@@ -1827,7 +1540,7 @@
     </w:p>
     <w:bookmarkEnd w:id="30"/>
     <w:bookmarkEnd w:id="31"/>
-    <w:bookmarkStart w:id="32" w:name="имитация-отжигаsimulated-annealing"/>
+    <w:bookmarkStart w:id="40" w:name="имитация-отжигаsimulated-annealing"/>
     <w:p>
       <w:pPr>
         <w:pStyle w:val="2"/>
@@ -1836,13 +1549,1285 @@
         <w:t xml:space="preserve">2.2 Имитация отжига(Simulated Annealing)</w:t>
       </w:r>
     </w:p>
+    <w:bookmarkStart w:id="32" w:name="идея-и-происхождение-1"/>
+    <w:p>
+      <w:pPr>
+        <w:pStyle w:val="3"/>
+      </w:pPr>
+      <w:r>
+        <w:t xml:space="preserve">1. Идея и происхождение</w:t>
+      </w:r>
+    </w:p>
+    <w:p>
+      <w:pPr>
+        <w:pStyle w:val="Compact"/>
+        <w:numPr>
+          <w:ilvl w:val="0"/>
+          <w:numId w:val="1012"/>
+        </w:numPr>
+      </w:pPr>
+      <w:r>
+        <w:rPr>
+          <w:b/>
+          <w:bCs/>
+        </w:rPr>
+        <w:t xml:space="preserve">Природная метафора:</w:t>
+      </w:r>
+      <w:r>
+        <w:t xml:space="preserve"> </w:t>
+      </w:r>
+      <w:r>
+        <w:t xml:space="preserve">Алгоритм вдохновлен процессом</w:t>
+      </w:r>
+      <w:r>
+        <w:t xml:space="preserve"> </w:t>
+      </w:r>
+      <w:r>
+        <w:rPr>
+          <w:b/>
+          <w:bCs/>
+        </w:rPr>
+        <w:t xml:space="preserve">термического отжига в металлургии</w:t>
+      </w:r>
+      <w:r>
+        <w:t xml:space="preserve">, при котором металл нагревается до высокой температуры, а затем медленно охлаждается. Это позволяет атомам переходить из состояний с высокой энергией в более стабильные конфигурации с минимальной энергией, устраняя дефекты кристаллической решетки.</w:t>
+      </w:r>
+    </w:p>
+    <w:p>
+      <w:pPr>
+        <w:pStyle w:val="Compact"/>
+        <w:numPr>
+          <w:ilvl w:val="0"/>
+          <w:numId w:val="1012"/>
+        </w:numPr>
+      </w:pPr>
+      <w:r>
+        <w:rPr>
+          <w:b/>
+          <w:bCs/>
+        </w:rPr>
+        <w:t xml:space="preserve">Область происхождения и решаемые задачи:</w:t>
+      </w:r>
+      <w:r>
+        <w:t xml:space="preserve"> </w:t>
+      </w:r>
+      <w:r>
+        <w:t xml:space="preserve">Изначально метод был предложен для моделирования поведения систем атомов, но позже адаптирован для задач глобальной оптимизации.</w:t>
+      </w:r>
+    </w:p>
+    <w:p>
+      <w:pPr>
+        <w:pStyle w:val="Compact"/>
+        <w:numPr>
+          <w:ilvl w:val="0"/>
+          <w:numId w:val="1012"/>
+        </w:numPr>
+      </w:pPr>
+      <w:r>
+        <w:rPr>
+          <w:b/>
+          <w:bCs/>
+        </w:rPr>
+        <w:t xml:space="preserve">Применимость к NP-трудным задачам:</w:t>
+      </w:r>
+      <w:r>
+        <w:t xml:space="preserve"> </w:t>
+      </w:r>
+      <w:r>
+        <w:t xml:space="preserve">Задачи составления расписания часто являются</w:t>
+      </w:r>
+      <w:r>
+        <w:t xml:space="preserve"> </w:t>
+      </w:r>
+      <w:r>
+        <w:rPr>
+          <w:b/>
+          <w:bCs/>
+        </w:rPr>
+        <w:t xml:space="preserve">NP-трудными</w:t>
+      </w:r>
+      <w:r>
+        <w:t xml:space="preserve"> </w:t>
+      </w:r>
+      <w:r>
+        <w:t xml:space="preserve">из-за огромного пространства возможных решений и динамических условий. SA подходит для них, так как способен эффективно исследовать большие пространства поиска и, в отличие от простых «жадных» алгоритмов,</w:t>
+      </w:r>
+      <w:r>
+        <w:t xml:space="preserve"> </w:t>
+      </w:r>
+      <w:r>
+        <w:rPr>
+          <w:b/>
+          <w:bCs/>
+        </w:rPr>
+        <w:t xml:space="preserve">избегать застревания в локальных оптимумах</w:t>
+      </w:r>
+      <w:r>
+        <w:t xml:space="preserve">.</w:t>
+      </w:r>
+    </w:p>
+    <w:bookmarkEnd w:id="32"/>
+    <w:bookmarkStart w:id="33" w:name="формальная-модель-ключевые-компоненты"/>
+    <w:p>
+      <w:pPr>
+        <w:pStyle w:val="3"/>
+      </w:pPr>
+      <w:r>
+        <w:t xml:space="preserve">2. Формальная модель / ключевые компоненты</w:t>
+      </w:r>
+    </w:p>
+    <w:p>
+      <w:pPr>
+        <w:pStyle w:val="FirstParagraph"/>
+      </w:pPr>
+      <w:r>
+        <w:t xml:space="preserve">Базовый словарь алгоритма включает:</w:t>
+      </w:r>
+    </w:p>
+    <w:p>
+      <w:pPr>
+        <w:pStyle w:val="Compact"/>
+        <w:numPr>
+          <w:ilvl w:val="0"/>
+          <w:numId w:val="1013"/>
+        </w:numPr>
+      </w:pPr>
+      <w:r>
+        <w:rPr>
+          <w:b/>
+          <w:bCs/>
+        </w:rPr>
+        <w:t xml:space="preserve">Состояние (</w:t>
+      </w:r>
+      <m:oMath>
+        <m:r>
+          <m:t>S</m:t>
+        </m:r>
+      </m:oMath>
+      <w:r>
+        <w:rPr>
+          <w:b/>
+          <w:bCs/>
+        </w:rPr>
+        <w:t xml:space="preserve"> </w:t>
+      </w:r>
+      <w:r>
+        <w:rPr>
+          <w:b/>
+          <w:bCs/>
+        </w:rPr>
+        <w:t xml:space="preserve">или</w:t>
+      </w:r>
+      <w:r>
+        <w:rPr>
+          <w:b/>
+          <w:bCs/>
+        </w:rPr>
+        <w:t xml:space="preserve"> </w:t>
+      </w:r>
+      <m:oMath>
+        <m:r>
+          <m:t>σ</m:t>
+        </m:r>
+      </m:oMath>
+      <w:r>
+        <w:rPr>
+          <w:b/>
+          <w:bCs/>
+        </w:rPr>
+        <w:t xml:space="preserve">):</w:t>
+      </w:r>
+      <w:r>
+        <w:t xml:space="preserve"> </w:t>
+      </w:r>
+      <w:r>
+        <w:t xml:space="preserve">Текущее решение (например, распределение задач по узлам или сотрудникам).</w:t>
+      </w:r>
+    </w:p>
+    <w:p>
+      <w:pPr>
+        <w:pStyle w:val="Compact"/>
+        <w:numPr>
+          <w:ilvl w:val="0"/>
+          <w:numId w:val="1013"/>
+        </w:numPr>
+      </w:pPr>
+      <w:r>
+        <w:rPr>
+          <w:b/>
+          <w:bCs/>
+        </w:rPr>
+        <w:t xml:space="preserve">Температура (</w:t>
+      </w:r>
+      <m:oMath>
+        <m:r>
+          <m:t>T</m:t>
+        </m:r>
+      </m:oMath>
+      <w:r>
+        <w:rPr>
+          <w:b/>
+          <w:bCs/>
+        </w:rPr>
+        <w:t xml:space="preserve">):</w:t>
+      </w:r>
+      <w:r>
+        <w:t xml:space="preserve"> </w:t>
+      </w:r>
+      <w:r>
+        <w:t xml:space="preserve">Параметр управления, который определяет вероятность принятия «худших» решений. Она постепенно снижается в процессе работы.</w:t>
+      </w:r>
+    </w:p>
+    <w:p>
+      <w:pPr>
+        <w:pStyle w:val="Compact"/>
+        <w:numPr>
+          <w:ilvl w:val="0"/>
+          <w:numId w:val="1013"/>
+        </w:numPr>
+      </w:pPr>
+      <w:r>
+        <w:rPr>
+          <w:b/>
+          <w:bCs/>
+        </w:rPr>
+        <w:t xml:space="preserve">Функция стоимости (Cost Function):</w:t>
+      </w:r>
+      <w:r>
+        <w:t xml:space="preserve"> </w:t>
+      </w:r>
+      <w:r>
+        <w:t xml:space="preserve">Критерий оценки качества решения (например, общее время выполнения или финансовые затраты).</w:t>
+      </w:r>
+    </w:p>
+    <w:p>
+      <w:pPr>
+        <w:pStyle w:val="Compact"/>
+        <w:numPr>
+          <w:ilvl w:val="0"/>
+          <w:numId w:val="1013"/>
+        </w:numPr>
+      </w:pPr>
+      <w:r>
+        <w:rPr>
+          <w:b/>
+          <w:bCs/>
+        </w:rPr>
+        <w:t xml:space="preserve">Генерация соседа (Neighbor Generation):</w:t>
+      </w:r>
+      <w:r>
+        <w:t xml:space="preserve"> </w:t>
+      </w:r>
+      <w:r>
+        <w:t xml:space="preserve">Процесс внесения небольших случайных изменений в текущее решение для получения нового кандидата.</w:t>
+      </w:r>
+    </w:p>
+    <w:p>
+      <w:pPr>
+        <w:pStyle w:val="Compact"/>
+        <w:numPr>
+          <w:ilvl w:val="0"/>
+          <w:numId w:val="1013"/>
+        </w:numPr>
+      </w:pPr>
+      <w:r>
+        <w:rPr>
+          <w:b/>
+          <w:bCs/>
+        </w:rPr>
+        <w:t xml:space="preserve">Критерий принятия (правило Метрополиса):</w:t>
+      </w:r>
+      <w:r>
+        <w:t xml:space="preserve"> </w:t>
+      </w:r>
+      <w:r>
+        <w:t xml:space="preserve">Вероятностная функция, решающая, принимать ли новое решение. Если новое решение лучше, оно принимается всегда; если хуже — с вероятностью</w:t>
+      </w:r>
+      <w:r>
+        <w:t xml:space="preserve"> </w:t>
+      </w:r>
+      <m:oMath>
+        <m:r>
+          <m:t>P</m:t>
+        </m:r>
+        <m:r>
+          <m:rPr>
+            <m:sty m:val="p"/>
+          </m:rPr>
+          <m:t>=</m:t>
+        </m:r>
+        <m:r>
+          <m:rPr>
+            <m:sty m:val="p"/>
+          </m:rPr>
+          <m:t>exp</m:t>
+        </m:r>
+        <m:r>
+          <m:rPr>
+            <m:sty m:val="p"/>
+          </m:rPr>
+          <m:t>(</m:t>
+        </m:r>
+        <m:r>
+          <m:rPr>
+            <m:sty m:val="p"/>
+          </m:rPr>
+          <m:t>−</m:t>
+        </m:r>
+        <m:r>
+          <m:rPr>
+            <m:sty m:val="p"/>
+          </m:rPr>
+          <m:t>Δ</m:t>
+        </m:r>
+        <m:r>
+          <m:t>C</m:t>
+        </m:r>
+        <m:r>
+          <m:t>o</m:t>
+        </m:r>
+        <m:r>
+          <m:t>s</m:t>
+        </m:r>
+        <m:r>
+          <m:t>t</m:t>
+        </m:r>
+        <m:r>
+          <m:rPr>
+            <m:sty m:val="p"/>
+          </m:rPr>
+          <m:t>/</m:t>
+        </m:r>
+        <m:r>
+          <m:t>T</m:t>
+        </m:r>
+        <m:r>
+          <m:rPr>
+            <m:sty m:val="p"/>
+          </m:rPr>
+          <m:t>)</m:t>
+        </m:r>
+      </m:oMath>
+      <w:r>
+        <w:t xml:space="preserve">.</w:t>
+      </w:r>
+    </w:p>
+    <w:bookmarkEnd w:id="33"/>
+    <w:bookmarkStart w:id="34" w:name="алгоритм-работы-1"/>
+    <w:p>
+      <w:pPr>
+        <w:pStyle w:val="3"/>
+      </w:pPr>
+      <w:r>
+        <w:t xml:space="preserve">3. Алгоритм работы</w:t>
+      </w:r>
+    </w:p>
+    <w:p>
+      <w:pPr>
+        <w:pStyle w:val="FirstParagraph"/>
+      </w:pPr>
+      <w:r>
+        <w:t xml:space="preserve">Процесс включает следующие этапы:</w:t>
+      </w:r>
+    </w:p>
+    <w:p>
+      <w:pPr>
+        <w:pStyle w:val="Compact"/>
+        <w:numPr>
+          <w:ilvl w:val="0"/>
+          <w:numId w:val="1014"/>
+        </w:numPr>
+      </w:pPr>
+      <w:r>
+        <w:rPr>
+          <w:b/>
+          <w:bCs/>
+        </w:rPr>
+        <w:t xml:space="preserve">Инициализация:</w:t>
+      </w:r>
+      <w:r>
+        <w:t xml:space="preserve"> </w:t>
+      </w:r>
+      <w:r>
+        <w:t xml:space="preserve">Создается начальное случайное решение</w:t>
+      </w:r>
+      <w:r>
+        <w:t xml:space="preserve"> </w:t>
+      </w:r>
+      <m:oMath>
+        <m:r>
+          <m:t>σ</m:t>
+        </m:r>
+        <m:r>
+          <m:rPr>
+            <m:sty m:val="p"/>
+          </m:rPr>
+          <m:t>(</m:t>
+        </m:r>
+        <m:r>
+          <m:t>0</m:t>
+        </m:r>
+        <m:r>
+          <m:rPr>
+            <m:sty m:val="p"/>
+          </m:rPr>
+          <m:t>)</m:t>
+        </m:r>
+      </m:oMath>
+      <w:r>
+        <w:t xml:space="preserve"> </w:t>
+      </w:r>
+      <w:r>
+        <w:t xml:space="preserve">и устанавливается высокая начальная температура</w:t>
+      </w:r>
+      <w:r>
+        <w:t xml:space="preserve"> </w:t>
+      </w:r>
+      <m:oMath>
+        <m:sSub>
+          <m:e>
+            <m:r>
+              <m:t>T</m:t>
+            </m:r>
+          </m:e>
+          <m:sub>
+            <m:r>
+              <m:t>0</m:t>
+            </m:r>
+          </m:sub>
+        </m:sSub>
+      </m:oMath>
+      <w:r>
+        <w:t xml:space="preserve">.</w:t>
+      </w:r>
+    </w:p>
+    <w:p>
+      <w:pPr>
+        <w:pStyle w:val="Compact"/>
+        <w:numPr>
+          <w:ilvl w:val="0"/>
+          <w:numId w:val="1014"/>
+        </w:numPr>
+      </w:pPr>
+      <w:r>
+        <w:rPr>
+          <w:b/>
+          <w:bCs/>
+        </w:rPr>
+        <w:t xml:space="preserve">Основной цикл (итерации):</w:t>
+      </w:r>
+    </w:p>
+    <w:p>
+      <w:pPr>
+        <w:pStyle w:val="Compact"/>
+        <w:numPr>
+          <w:ilvl w:val="1"/>
+          <w:numId w:val="1015"/>
+        </w:numPr>
+      </w:pPr>
+      <w:r>
+        <w:t xml:space="preserve">Создание «соседнего» решения путем изменения одного элемента (например, переноса задачи на другой узел).</w:t>
+      </w:r>
+    </w:p>
+    <w:p>
+      <w:pPr>
+        <w:pStyle w:val="Compact"/>
+        <w:numPr>
+          <w:ilvl w:val="1"/>
+          <w:numId w:val="1015"/>
+        </w:numPr>
+      </w:pPr>
+      <w:r>
+        <w:t xml:space="preserve">Оценка изменения стоимости</w:t>
+      </w:r>
+      <w:r>
+        <w:t xml:space="preserve"> </w:t>
+      </w:r>
+      <m:oMath>
+        <m:r>
+          <m:rPr>
+            <m:sty m:val="p"/>
+          </m:rPr>
+          <m:t>Δ</m:t>
+        </m:r>
+        <m:r>
+          <m:t>C</m:t>
+        </m:r>
+        <m:r>
+          <m:t>o</m:t>
+        </m:r>
+        <m:r>
+          <m:t>s</m:t>
+        </m:r>
+        <m:r>
+          <m:t>t</m:t>
+        </m:r>
+        <m:r>
+          <m:rPr>
+            <m:sty m:val="p"/>
+          </m:rPr>
+          <m:t>=</m:t>
+        </m:r>
+        <m:r>
+          <m:t>C</m:t>
+        </m:r>
+        <m:r>
+          <m:t>o</m:t>
+        </m:r>
+        <m:r>
+          <m:t>s</m:t>
+        </m:r>
+        <m:r>
+          <m:t>t</m:t>
+        </m:r>
+        <m:r>
+          <m:rPr>
+            <m:sty m:val="p"/>
+          </m:rPr>
+          <m:t>(</m:t>
+        </m:r>
+        <m:r>
+          <m:t>N</m:t>
+        </m:r>
+        <m:r>
+          <m:t>e</m:t>
+        </m:r>
+        <m:r>
+          <m:t>w</m:t>
+        </m:r>
+        <m:r>
+          <m:rPr>
+            <m:sty m:val="p"/>
+          </m:rPr>
+          <m:t>)</m:t>
+        </m:r>
+        <m:r>
+          <m:rPr>
+            <m:sty m:val="p"/>
+          </m:rPr>
+          <m:t>−</m:t>
+        </m:r>
+        <m:r>
+          <m:t>C</m:t>
+        </m:r>
+        <m:r>
+          <m:t>o</m:t>
+        </m:r>
+        <m:r>
+          <m:t>s</m:t>
+        </m:r>
+        <m:r>
+          <m:t>t</m:t>
+        </m:r>
+        <m:r>
+          <m:rPr>
+            <m:sty m:val="p"/>
+          </m:rPr>
+          <m:t>(</m:t>
+        </m:r>
+        <m:r>
+          <m:t>C</m:t>
+        </m:r>
+        <m:r>
+          <m:t>u</m:t>
+        </m:r>
+        <m:r>
+          <m:t>r</m:t>
+        </m:r>
+        <m:r>
+          <m:t>r</m:t>
+        </m:r>
+        <m:r>
+          <m:t>e</m:t>
+        </m:r>
+        <m:r>
+          <m:t>n</m:t>
+        </m:r>
+        <m:r>
+          <m:t>t</m:t>
+        </m:r>
+        <m:r>
+          <m:rPr>
+            <m:sty m:val="p"/>
+          </m:rPr>
+          <m:t>)</m:t>
+        </m:r>
+      </m:oMath>
+      <w:r>
+        <w:t xml:space="preserve">.</w:t>
+      </w:r>
+    </w:p>
+    <w:p>
+      <w:pPr>
+        <w:pStyle w:val="Compact"/>
+        <w:numPr>
+          <w:ilvl w:val="1"/>
+          <w:numId w:val="1015"/>
+        </w:numPr>
+      </w:pPr>
+      <w:r>
+        <w:t xml:space="preserve">Принятие решения на основе правила Метрополиса.</w:t>
+      </w:r>
+    </w:p>
+    <w:p>
+      <w:pPr>
+        <w:pStyle w:val="Compact"/>
+        <w:numPr>
+          <w:ilvl w:val="0"/>
+          <w:numId w:val="1014"/>
+        </w:numPr>
+      </w:pPr>
+      <w:r>
+        <w:rPr>
+          <w:b/>
+          <w:bCs/>
+        </w:rPr>
+        <w:t xml:space="preserve">Охлаждение:</w:t>
+      </w:r>
+      <w:r>
+        <w:t xml:space="preserve"> </w:t>
+      </w:r>
+      <w:r>
+        <w:t xml:space="preserve">Температура снижается согласно выбранному графику (например, геометрическому:</w:t>
+      </w:r>
+      <w:r>
+        <w:t xml:space="preserve"> </w:t>
+      </w:r>
+      <m:oMath>
+        <m:sSub>
+          <m:e>
+            <m:r>
+              <m:t>T</m:t>
+            </m:r>
+          </m:e>
+          <m:sub>
+            <m:r>
+              <m:t>k</m:t>
+            </m:r>
+            <m:r>
+              <m:rPr>
+                <m:sty m:val="p"/>
+              </m:rPr>
+              <m:t>+</m:t>
+            </m:r>
+            <m:r>
+              <m:t>1</m:t>
+            </m:r>
+          </m:sub>
+        </m:sSub>
+        <m:r>
+          <m:rPr>
+            <m:sty m:val="p"/>
+          </m:rPr>
+          <m:t>=</m:t>
+        </m:r>
+        <m:r>
+          <m:t>τ</m:t>
+        </m:r>
+        <m:sSub>
+          <m:e>
+            <m:r>
+              <m:t>T</m:t>
+            </m:r>
+          </m:e>
+          <m:sub>
+            <m:r>
+              <m:t>k</m:t>
+            </m:r>
+          </m:sub>
+        </m:sSub>
+      </m:oMath>
+      <w:r>
+        <w:t xml:space="preserve">, где</w:t>
+      </w:r>
+      <w:r>
+        <w:t xml:space="preserve"> </w:t>
+      </w:r>
+      <m:oMath>
+        <m:r>
+          <m:t>τ</m:t>
+        </m:r>
+        <m:r>
+          <m:rPr>
+            <m:sty m:val="p"/>
+          </m:rPr>
+          <m:t>∈</m:t>
+        </m:r>
+        <m:r>
+          <m:rPr>
+            <m:sty m:val="p"/>
+          </m:rPr>
+          <m:t>[</m:t>
+        </m:r>
+        <m:r>
+          <m:t>0.90</m:t>
+        </m:r>
+        <m:r>
+          <m:rPr>
+            <m:sty m:val="p"/>
+          </m:rPr>
+          <m:t>,</m:t>
+        </m:r>
+        <m:r>
+          <m:t>0.99</m:t>
+        </m:r>
+        <m:r>
+          <m:rPr>
+            <m:sty m:val="p"/>
+          </m:rPr>
+          <m:t>]</m:t>
+        </m:r>
+      </m:oMath>
+      <w:r>
+        <w:t xml:space="preserve">).</w:t>
+      </w:r>
+    </w:p>
+    <w:p>
+      <w:pPr>
+        <w:pStyle w:val="Compact"/>
+        <w:numPr>
+          <w:ilvl w:val="0"/>
+          <w:numId w:val="1014"/>
+        </w:numPr>
+      </w:pPr>
+      <w:r>
+        <w:rPr>
+          <w:b/>
+          <w:bCs/>
+        </w:rPr>
+        <w:t xml:space="preserve">Критерий останова:</w:t>
+      </w:r>
+      <w:r>
+        <w:t xml:space="preserve"> </w:t>
+      </w:r>
+      <w:r>
+        <w:t xml:space="preserve">Алгоритм завершается, когда температура падает ниже минимального порога (</w:t>
+      </w:r>
+      <m:oMath>
+        <m:sSub>
+          <m:e>
+            <m:r>
+              <m:t>T</m:t>
+            </m:r>
+          </m:e>
+          <m:sub>
+            <m:r>
+              <m:t>m</m:t>
+            </m:r>
+            <m:r>
+              <m:t>i</m:t>
+            </m:r>
+            <m:r>
+              <m:t>n</m:t>
+            </m:r>
+          </m:sub>
+        </m:sSub>
+      </m:oMath>
+      <w:r>
+        <w:t xml:space="preserve">) или достигнуто максимальное число итераций.</w:t>
+      </w:r>
+    </w:p>
+    <w:tbl>
+      <w:tblPr>
+        <w:tblStyle w:val="FigureTable"/>
+        <w:tblW w:type="auto" w:w="0"/>
+        <w:jc w:val="center"/>
+        <w:tblLook w:firstRow="0" w:lastRow="0" w:firstColumn="0" w:lastColumn="0"/>
+      </w:tblPr>
+      <w:tblGrid>
+        <w:gridCol w:w="7920"/>
+      </w:tblGrid>
+      <w:tr>
+        <w:tc>
+          <w:tcPr/>
+          <w:p>
+            <w:pPr>
+              <w:pStyle w:val="Compact"/>
+              <w:jc w:val="center"/>
+            </w:pPr>
+            <w:r>
+              <w:t xml:space="preserve">SA diagram</w:t>
+            </w:r>
+          </w:p>
+        </w:tc>
+      </w:tr>
+    </w:tbl>
+    <w:p>
+      <w:pPr>
+        <w:pStyle w:val="ImageCaption"/>
+      </w:pPr>
+      <w:r>
+        <w:t xml:space="preserve">SA diagram</w:t>
+      </w:r>
+    </w:p>
+    <w:bookmarkEnd w:id="34"/>
+    <w:bookmarkStart w:id="35" w:name="X11b6dcfb081e5f501a9fc0dbe9decc623292a9b"/>
+    <w:p>
+      <w:pPr>
+        <w:pStyle w:val="3"/>
+      </w:pPr>
+      <w:r>
+        <w:t xml:space="preserve">4. Применение к задаче составления расписания</w:t>
+      </w:r>
+    </w:p>
+    <w:p>
+      <w:pPr>
+        <w:pStyle w:val="Compact"/>
+        <w:numPr>
+          <w:ilvl w:val="0"/>
+          <w:numId w:val="1016"/>
+        </w:numPr>
+      </w:pPr>
+      <w:r>
+        <w:rPr>
+          <w:b/>
+          <w:bCs/>
+        </w:rPr>
+        <w:t xml:space="preserve">Кодирование решения:</w:t>
+      </w:r>
+      <w:r>
+        <w:t xml:space="preserve"> </w:t>
+      </w:r>
+      <w:r>
+        <w:t xml:space="preserve">Используется прямое кодирование (direct encoding), где решение представляется как отображение задач на исполнителей или ресурсы.</w:t>
+      </w:r>
+    </w:p>
+    <w:p>
+      <w:pPr>
+        <w:pStyle w:val="Compact"/>
+        <w:numPr>
+          <w:ilvl w:val="0"/>
+          <w:numId w:val="1016"/>
+        </w:numPr>
+      </w:pPr>
+      <w:r>
+        <w:rPr>
+          <w:b/>
+          <w:bCs/>
+        </w:rPr>
+        <w:t xml:space="preserve">Жёсткие ограничения (hard constraints):</w:t>
+      </w:r>
+      <w:r>
+        <w:t xml:space="preserve"> </w:t>
+      </w:r>
+      <w:r>
+        <w:t xml:space="preserve">При назначении задач среда контролирует выполнение критических условий, таких как минимальное время отдыха между сменами, максимальное рабочее время или зависимости задач в графе (DAG).</w:t>
+      </w:r>
+    </w:p>
+    <w:p>
+      <w:pPr>
+        <w:pStyle w:val="Compact"/>
+        <w:numPr>
+          <w:ilvl w:val="0"/>
+          <w:numId w:val="1016"/>
+        </w:numPr>
+      </w:pPr>
+      <w:r>
+        <w:rPr>
+          <w:b/>
+          <w:bCs/>
+        </w:rPr>
+        <w:t xml:space="preserve">Мягкие ограничения (soft constraints):</w:t>
+      </w:r>
+      <w:r>
+        <w:t xml:space="preserve"> </w:t>
+      </w:r>
+      <w:r>
+        <w:t xml:space="preserve">Учитываются через</w:t>
+      </w:r>
+      <w:r>
+        <w:t xml:space="preserve"> </w:t>
+      </w:r>
+      <w:r>
+        <w:rPr>
+          <w:b/>
+          <w:bCs/>
+        </w:rPr>
+        <w:t xml:space="preserve">многокритериальную функцию стоимости</w:t>
+      </w:r>
+      <w:r>
+        <w:t xml:space="preserve">. В нее интегрируются штрафы за нарушение приоритетов задач, избыточное энергопотребление, стоимость выполнения и надежность.</w:t>
+      </w:r>
+    </w:p>
+    <w:bookmarkEnd w:id="35"/>
+    <w:bookmarkStart w:id="36" w:name="сложность-и-эффективность-1"/>
+    <w:p>
+      <w:pPr>
+        <w:pStyle w:val="3"/>
+      </w:pPr>
+      <w:r>
+        <w:t xml:space="preserve">5. Сложность и эффективность</w:t>
+      </w:r>
+    </w:p>
+    <w:p>
+      <w:pPr>
+        <w:pStyle w:val="Compact"/>
+        <w:numPr>
+          <w:ilvl w:val="0"/>
+          <w:numId w:val="1017"/>
+        </w:numPr>
+      </w:pPr>
+      <w:r>
+        <w:rPr>
+          <w:b/>
+          <w:bCs/>
+        </w:rPr>
+        <w:t xml:space="preserve">Вычислительная сложность:</w:t>
+      </w:r>
+      <w:r>
+        <w:t xml:space="preserve"> </w:t>
+      </w:r>
+      <w:r>
+        <w:t xml:space="preserve">Сложность одной итерации может составлять</w:t>
+      </w:r>
+      <w:r>
+        <w:t xml:space="preserve"> </w:t>
+      </w:r>
+      <m:oMath>
+        <m:r>
+          <m:t>O</m:t>
+        </m:r>
+        <m:r>
+          <m:rPr>
+            <m:sty m:val="p"/>
+          </m:rPr>
+          <m:t>(</m:t>
+        </m:r>
+        <m:r>
+          <m:t>n</m:t>
+        </m:r>
+        <m:r>
+          <m:rPr>
+            <m:sty m:val="p"/>
+          </m:rPr>
+          <m:t>⋅</m:t>
+        </m:r>
+        <m:r>
+          <m:t>k</m:t>
+        </m:r>
+        <m:r>
+          <m:rPr>
+            <m:sty m:val="p"/>
+          </m:rPr>
+          <m:t>)</m:t>
+        </m:r>
+      </m:oMath>
+      <w:r>
+        <w:t xml:space="preserve">, где</w:t>
+      </w:r>
+      <w:r>
+        <w:t xml:space="preserve"> </w:t>
+      </w:r>
+      <m:oMath>
+        <m:r>
+          <m:t>n</m:t>
+        </m:r>
+      </m:oMath>
+      <w:r>
+        <w:t xml:space="preserve"> </w:t>
+      </w:r>
+      <w:r>
+        <w:t xml:space="preserve">— число задач, а</w:t>
+      </w:r>
+      <w:r>
+        <w:t xml:space="preserve"> </w:t>
+      </w:r>
+      <m:oMath>
+        <m:r>
+          <m:t>k</m:t>
+        </m:r>
+      </m:oMath>
+      <w:r>
+        <w:t xml:space="preserve"> </w:t>
+      </w:r>
+      <w:r>
+        <w:t xml:space="preserve">— число узлов/ресурсов. Использование</w:t>
+      </w:r>
+      <w:r>
+        <w:t xml:space="preserve"> </w:t>
+      </w:r>
+      <w:r>
+        <w:rPr>
+          <w:b/>
+          <w:bCs/>
+        </w:rPr>
+        <w:t xml:space="preserve">инкрементального пересчета стоимости</w:t>
+      </w:r>
+      <w:r>
+        <w:t xml:space="preserve"> </w:t>
+      </w:r>
+      <w:r>
+        <w:t xml:space="preserve">(когда учитываются только измененные части расписания) значительно ускоряет процесс.</w:t>
+      </w:r>
+    </w:p>
+    <w:p>
+      <w:pPr>
+        <w:pStyle w:val="Compact"/>
+        <w:numPr>
+          <w:ilvl w:val="0"/>
+          <w:numId w:val="1017"/>
+        </w:numPr>
+      </w:pPr>
+      <w:r>
+        <w:rPr>
+          <w:b/>
+          <w:bCs/>
+        </w:rPr>
+        <w:t xml:space="preserve">Масштабируемость:</w:t>
+      </w:r>
+      <w:r>
+        <w:t xml:space="preserve"> </w:t>
+      </w:r>
+      <w:r>
+        <w:t xml:space="preserve">SA демонстрирует хорошую масштабируемость при росте размерности задачи, сохраняя преимущество над классическими методами (ACO, PSO) на больших наборах данных (до 1000 задач).</w:t>
+      </w:r>
+    </w:p>
+    <w:p>
+      <w:pPr>
+        <w:pStyle w:val="Compact"/>
+        <w:numPr>
+          <w:ilvl w:val="0"/>
+          <w:numId w:val="1017"/>
+        </w:numPr>
+      </w:pPr>
+      <w:r>
+        <w:rPr>
+          <w:b/>
+          <w:bCs/>
+        </w:rPr>
+        <w:t xml:space="preserve">Сходимость:</w:t>
+      </w:r>
+      <w:r>
+        <w:t xml:space="preserve"> </w:t>
+      </w:r>
+      <w:r>
+        <w:t xml:space="preserve">Скорость сходимости зависит от скорости охлаждения. Медленное охлаждение ведет к более высокому качеству, но требует больше времени. Способность принимать ухудшающие шаги на высоких температурах критически важна для выхода из локальных минимумов.</w:t>
+      </w:r>
+    </w:p>
+    <w:bookmarkEnd w:id="36"/>
+    <w:bookmarkStart w:id="37" w:name="Xe90b171d7b019631981dc61fac8b3894c6458f0"/>
+    <w:p>
+      <w:pPr>
+        <w:pStyle w:val="3"/>
+      </w:pPr>
+      <w:r>
+        <w:t xml:space="preserve">6. Преимущества и недостатки в контексте scheduling</w:t>
+      </w:r>
+    </w:p>
+    <w:p>
+      <w:pPr>
+        <w:pStyle w:val="FirstParagraph"/>
+      </w:pPr>
+      <w:r>
+        <w:rPr>
+          <w:b/>
+          <w:bCs/>
+        </w:rPr>
+        <w:t xml:space="preserve">Преимущества:</w:t>
+      </w:r>
+    </w:p>
+    <w:p>
+      <w:pPr>
+        <w:pStyle w:val="Compact"/>
+        <w:numPr>
+          <w:ilvl w:val="0"/>
+          <w:numId w:val="1018"/>
+        </w:numPr>
+      </w:pPr>
+      <w:r>
+        <w:t xml:space="preserve">Глобальный поиск: Способен избегать локальных оптимумов, в отличие от жадных алгоритмов.</w:t>
+      </w:r>
+    </w:p>
+    <w:p>
+      <w:pPr>
+        <w:pStyle w:val="Compact"/>
+        <w:numPr>
+          <w:ilvl w:val="0"/>
+          <w:numId w:val="1018"/>
+        </w:numPr>
+      </w:pPr>
+      <w:r>
+        <w:t xml:space="preserve">Гибкость: Легко адаптируется под новые ограничения через изменение функции штрафов.</w:t>
+      </w:r>
+    </w:p>
+    <w:p>
+      <w:pPr>
+        <w:pStyle w:val="Compact"/>
+        <w:numPr>
+          <w:ilvl w:val="0"/>
+          <w:numId w:val="1018"/>
+        </w:numPr>
+      </w:pPr>
+      <w:r>
+        <w:t xml:space="preserve">Многокритериальность: Эффективно балансирует время, стоимость, энергию и приоритеты.</w:t>
+      </w:r>
+    </w:p>
+    <w:p>
+      <w:pPr>
+        <w:pStyle w:val="FirstParagraph"/>
+      </w:pPr>
+      <w:r>
+        <w:rPr>
+          <w:b/>
+          <w:bCs/>
+        </w:rPr>
+        <w:t xml:space="preserve">Недостатки:</w:t>
+      </w:r>
+    </w:p>
+    <w:p>
+      <w:pPr>
+        <w:pStyle w:val="Compact"/>
+        <w:numPr>
+          <w:ilvl w:val="0"/>
+          <w:numId w:val="1019"/>
+        </w:numPr>
+      </w:pPr>
+      <w:r>
+        <w:t xml:space="preserve">Настройка параметров: Сложно подобрать идеальную начальную температуру и скорость охлаждения.</w:t>
+      </w:r>
+    </w:p>
+    <w:p>
+      <w:pPr>
+        <w:pStyle w:val="Compact"/>
+        <w:numPr>
+          <w:ilvl w:val="0"/>
+          <w:numId w:val="1019"/>
+        </w:numPr>
+      </w:pPr>
+      <w:r>
+        <w:t xml:space="preserve">Время работы: Для достижения оптимального результата при очень сложных задачах может требоваться много итераций.</w:t>
+      </w:r>
+    </w:p>
+    <w:p>
+      <w:pPr>
+        <w:pStyle w:val="Compact"/>
+        <w:numPr>
+          <w:ilvl w:val="0"/>
+          <w:numId w:val="1019"/>
+        </w:numPr>
+      </w:pPr>
+      <w:r>
+        <w:t xml:space="preserve">Стохастичность: Результаты могут незначительно отличаться от запуска к запуску.</w:t>
+      </w:r>
+    </w:p>
+    <w:bookmarkEnd w:id="37"/>
+    <w:bookmarkStart w:id="38" w:name="примеры-использования-1"/>
+    <w:p>
+      <w:pPr>
+        <w:pStyle w:val="3"/>
+      </w:pPr>
+      <w:r>
+        <w:t xml:space="preserve">7. Примеры использования</w:t>
+      </w:r>
+    </w:p>
+    <w:p>
+      <w:pPr>
+        <w:pStyle w:val="Compact"/>
+        <w:numPr>
+          <w:ilvl w:val="0"/>
+          <w:numId w:val="1020"/>
+        </w:numPr>
+      </w:pPr>
+      <w:r>
+        <w:rPr>
+          <w:b/>
+          <w:bCs/>
+        </w:rPr>
+        <w:t xml:space="preserve">Fog Computing Task Scheduling:</w:t>
+      </w:r>
+      <w:r>
+        <w:t xml:space="preserve"> </w:t>
+      </w:r>
+      <w:r>
+        <w:t xml:space="preserve">В современных исследованиях SA применяется для распределения задач в туманных вычислениях, оптимизируя время выполнения и энергопотребление с учетом приоритетов.</w:t>
+      </w:r>
+    </w:p>
+    <w:p>
+      <w:pPr>
+        <w:pStyle w:val="Compact"/>
+        <w:numPr>
+          <w:ilvl w:val="0"/>
+          <w:numId w:val="1020"/>
+        </w:numPr>
+      </w:pPr>
+      <w:r>
+        <w:rPr>
+          <w:b/>
+          <w:bCs/>
+        </w:rPr>
+        <w:t xml:space="preserve">Job Shop Scheduling:</w:t>
+      </w:r>
+      <w:r>
+        <w:t xml:space="preserve"> </w:t>
+      </w:r>
+      <w:r>
+        <w:t xml:space="preserve">Алгоритм используется в промышленности для оптимизации производственных графиков в цехах.</w:t>
+      </w:r>
+    </w:p>
+    <w:p>
+      <w:pPr>
+        <w:pStyle w:val="Compact"/>
+        <w:numPr>
+          <w:ilvl w:val="0"/>
+          <w:numId w:val="1020"/>
+        </w:numPr>
+      </w:pPr>
+      <w:r>
+        <w:rPr>
+          <w:b/>
+          <w:bCs/>
+        </w:rPr>
+        <w:t xml:space="preserve">Crew Scheduling:</w:t>
+      </w:r>
+      <w:r>
+        <w:t xml:space="preserve"> </w:t>
+      </w:r>
+      <w:r>
+        <w:t xml:space="preserve">Хотя в некоторых транспортных задачах сейчас преобладает обучение с подкреплением (RL), SA остается классическим базовым методом для сравнения и решения задач расписания экипажей.</w:t>
+      </w:r>
+    </w:p>
+    <w:bookmarkEnd w:id="38"/>
+    <w:bookmarkStart w:id="39" w:name="вывод-по-алгоритму"/>
+    <w:p>
+      <w:pPr>
+        <w:pStyle w:val="3"/>
+      </w:pPr>
+      <w:r>
+        <w:t xml:space="preserve">8. Вывод по алгоритму</w:t>
+      </w:r>
+    </w:p>
+    <w:p>
+      <w:pPr>
+        <w:pStyle w:val="FirstParagraph"/>
+      </w:pPr>
+      <w:r>
+        <w:t xml:space="preserve">Алгоритм имитации отжига является</w:t>
+      </w:r>
+      <w:r>
+        <w:t xml:space="preserve"> </w:t>
+      </w:r>
+      <w:r>
+        <w:rPr>
+          <w:b/>
+          <w:bCs/>
+        </w:rPr>
+        <w:t xml:space="preserve">надежным и универсальным инструментом</w:t>
+      </w:r>
+      <w:r>
+        <w:t xml:space="preserve"> </w:t>
+      </w:r>
+      <w:r>
+        <w:t xml:space="preserve">для автоматизации составления расписаний. Его главная сила заключается в сочетании случайного поиска и направленного улучшения, что позволяет находить решения, близкие к оптимальным, в условиях жестких и мягких ограничений современных динамических систем.</w:t>
+      </w:r>
+    </w:p>
     <w:p>
       <w:r>
         <w:br w:type="page"/>
       </w:r>
     </w:p>
-    <w:bookmarkEnd w:id="32"/>
-    <w:bookmarkStart w:id="33" w:name="поиск-с-запретами-tabu-search"/>
+    <w:bookmarkEnd w:id="39"/>
+    <w:bookmarkEnd w:id="40"/>
+    <w:bookmarkStart w:id="49" w:name="поиск-с-запретами-tabu-search"/>
     <w:p>
       <w:pPr>
         <w:pStyle w:val="2"/>
@@ -1851,13 +2836,1063 @@
         <w:t xml:space="preserve">2.3 Поиск с запретами (Tabu Search)</w:t>
       </w:r>
     </w:p>
+    <w:bookmarkStart w:id="41" w:name="идея-и-происхождение-2"/>
+    <w:p>
+      <w:pPr>
+        <w:pStyle w:val="3"/>
+      </w:pPr>
+      <w:r>
+        <w:t xml:space="preserve">1. Идея и происхождение</w:t>
+      </w:r>
+    </w:p>
+    <w:p>
+      <w:pPr>
+        <w:pStyle w:val="Compact"/>
+        <w:numPr>
+          <w:ilvl w:val="0"/>
+          <w:numId w:val="1021"/>
+        </w:numPr>
+      </w:pPr>
+      <w:r>
+        <w:rPr>
+          <w:b/>
+          <w:bCs/>
+        </w:rPr>
+        <w:t xml:space="preserve">Происхождение и метафора:</w:t>
+      </w:r>
+      <w:r>
+        <w:t xml:space="preserve"> </w:t>
+      </w:r>
+      <w:r>
+        <w:t xml:space="preserve">Алгоритм был предложен Фредом Гловером в конце 1980-х годов. Его основная идея имитирует</w:t>
+      </w:r>
+      <w:r>
+        <w:t xml:space="preserve"> </w:t>
+      </w:r>
+      <w:r>
+        <w:rPr>
+          <w:b/>
+          <w:bCs/>
+        </w:rPr>
+        <w:t xml:space="preserve">человеческую память</w:t>
+      </w:r>
+      <w:r>
+        <w:t xml:space="preserve"> </w:t>
+      </w:r>
+      <w:r>
+        <w:t xml:space="preserve">и способность к адаптивному обучению.</w:t>
+      </w:r>
+    </w:p>
+    <w:p>
+      <w:pPr>
+        <w:pStyle w:val="Compact"/>
+        <w:numPr>
+          <w:ilvl w:val="0"/>
+          <w:numId w:val="1021"/>
+        </w:numPr>
+      </w:pPr>
+      <w:r>
+        <w:rPr>
+          <w:b/>
+          <w:bCs/>
+        </w:rPr>
+        <w:t xml:space="preserve">Изначальная задача:</w:t>
+      </w:r>
+      <w:r>
+        <w:t xml:space="preserve"> </w:t>
+      </w:r>
+      <w:r>
+        <w:t xml:space="preserve">Алгоритм создавался для решения сложных комбинаторных задач дискретной оптимизации.</w:t>
+      </w:r>
+    </w:p>
+    <w:p>
+      <w:pPr>
+        <w:pStyle w:val="Compact"/>
+        <w:numPr>
+          <w:ilvl w:val="0"/>
+          <w:numId w:val="1021"/>
+        </w:numPr>
+      </w:pPr>
+      <w:r>
+        <w:rPr>
+          <w:b/>
+          <w:bCs/>
+        </w:rPr>
+        <w:t xml:space="preserve">Пригодность для NP-трудных задач:</w:t>
+      </w:r>
+      <w:r>
+        <w:t xml:space="preserve"> </w:t>
+      </w:r>
+      <w:r>
+        <w:t xml:space="preserve">Поиск с запретами эффективно исследует пространство решений, поочередно ограничивая (через списки запретов) и освобождая (через критерии аспирации) локальный поиск. Это позволяет алгоритму выходить из локальных оптимумов, что критически важно для таких задач, как составление расписаний (JSP) или распределение ресурсов.</w:t>
+      </w:r>
+    </w:p>
+    <w:bookmarkEnd w:id="41"/>
+    <w:bookmarkStart w:id="42" w:name="формальная-модель-ключевые-компоненты-1"/>
+    <w:p>
+      <w:pPr>
+        <w:pStyle w:val="3"/>
+      </w:pPr>
+      <w:r>
+        <w:t xml:space="preserve">2. Формальная модель / ключевые компоненты</w:t>
+      </w:r>
+    </w:p>
+    <w:p>
+      <w:pPr>
+        <w:pStyle w:val="FirstParagraph"/>
+      </w:pPr>
+      <w:r>
+        <w:t xml:space="preserve">Базовый словарь понятий алгоритма включает:</w:t>
+      </w:r>
+    </w:p>
+    <w:p>
+      <w:pPr>
+        <w:pStyle w:val="Compact"/>
+        <w:numPr>
+          <w:ilvl w:val="0"/>
+          <w:numId w:val="1022"/>
+        </w:numPr>
+      </w:pPr>
+      <w:r>
+        <w:rPr>
+          <w:b/>
+          <w:bCs/>
+        </w:rPr>
+        <w:t xml:space="preserve">Текущее решение (</w:t>
+      </w:r>
+      <m:oMath>
+        <m:r>
+          <m:t>x</m:t>
+        </m:r>
+      </m:oMath>
+      <w:r>
+        <w:rPr>
+          <w:b/>
+          <w:bCs/>
+        </w:rPr>
+        <w:t xml:space="preserve">):</w:t>
+      </w:r>
+      <w:r>
+        <w:t xml:space="preserve"> </w:t>
+      </w:r>
+      <w:r>
+        <w:t xml:space="preserve">Конкретное состояние расписания или конфигурация объектов в текущий момент.</w:t>
+      </w:r>
+    </w:p>
+    <w:p>
+      <w:pPr>
+        <w:pStyle w:val="Compact"/>
+        <w:numPr>
+          <w:ilvl w:val="0"/>
+          <w:numId w:val="1022"/>
+        </w:numPr>
+      </w:pPr>
+      <w:r>
+        <w:rPr>
+          <w:b/>
+          <w:bCs/>
+        </w:rPr>
+        <w:t xml:space="preserve">Окрестность (</w:t>
+      </w:r>
+      <m:oMath>
+        <m:r>
+          <m:t>N</m:t>
+        </m:r>
+        <m:r>
+          <m:rPr>
+            <m:sty m:val="p"/>
+          </m:rPr>
+          <m:t>(</m:t>
+        </m:r>
+        <m:r>
+          <m:t>x</m:t>
+        </m:r>
+        <m:r>
+          <m:rPr>
+            <m:sty m:val="p"/>
+          </m:rPr>
+          <m:t>)</m:t>
+        </m:r>
+      </m:oMath>
+      <w:r>
+        <w:rPr>
+          <w:b/>
+          <w:bCs/>
+        </w:rPr>
+        <w:t xml:space="preserve">):</w:t>
+      </w:r>
+      <w:r>
+        <w:t xml:space="preserve"> </w:t>
+      </w:r>
+      <w:r>
+        <w:t xml:space="preserve">Множество всех возможных решений, которые могут быть достигнуты из текущего за один «шаг» или «ход».</w:t>
+      </w:r>
+    </w:p>
+    <w:p>
+      <w:pPr>
+        <w:pStyle w:val="Compact"/>
+        <w:numPr>
+          <w:ilvl w:val="0"/>
+          <w:numId w:val="1022"/>
+        </w:numPr>
+      </w:pPr>
+      <w:r>
+        <w:rPr>
+          <w:b/>
+          <w:bCs/>
+        </w:rPr>
+        <w:t xml:space="preserve">Список запретов (Tabu List):</w:t>
+      </w:r>
+      <w:r>
+        <w:t xml:space="preserve"> </w:t>
+      </w:r>
+      <w:r>
+        <w:t xml:space="preserve">Структура памяти, хранящая атрибуты недавно выполненных ходов, которые временно запрещено повторять, чтобы избежать зацикливания.</w:t>
+      </w:r>
+    </w:p>
+    <w:p>
+      <w:pPr>
+        <w:pStyle w:val="Compact"/>
+        <w:numPr>
+          <w:ilvl w:val="0"/>
+          <w:numId w:val="1022"/>
+        </w:numPr>
+      </w:pPr>
+      <w:r>
+        <w:rPr>
+          <w:b/>
+          <w:bCs/>
+        </w:rPr>
+        <w:t xml:space="preserve">Срок запрета (Tabu Tenure):</w:t>
+      </w:r>
+      <w:r>
+        <w:t xml:space="preserve"> </w:t>
+      </w:r>
+      <w:r>
+        <w:t xml:space="preserve">Количество итераций, в течение которых ход остается запрещенным.</w:t>
+      </w:r>
+    </w:p>
+    <w:p>
+      <w:pPr>
+        <w:pStyle w:val="Compact"/>
+        <w:numPr>
+          <w:ilvl w:val="0"/>
+          <w:numId w:val="1022"/>
+        </w:numPr>
+      </w:pPr>
+      <w:r>
+        <w:rPr>
+          <w:b/>
+          <w:bCs/>
+        </w:rPr>
+        <w:t xml:space="preserve">Критерий аспирации (Aspiration Criterion):</w:t>
+      </w:r>
+      <w:r>
+        <w:t xml:space="preserve"> </w:t>
+      </w:r>
+      <w:r>
+        <w:t xml:space="preserve">Правило, позволяющее выполнить запрещенный ход, если он ведет к решению, которое лучше текущего глобального максимума/минимума.</w:t>
+      </w:r>
+    </w:p>
+    <w:p>
+      <w:pPr>
+        <w:pStyle w:val="Compact"/>
+        <w:numPr>
+          <w:ilvl w:val="0"/>
+          <w:numId w:val="1022"/>
+        </w:numPr>
+      </w:pPr>
+      <w:r>
+        <w:rPr>
+          <w:b/>
+          <w:bCs/>
+        </w:rPr>
+        <w:t xml:space="preserve">Механизм обучения (Learning):</w:t>
+      </w:r>
+      <w:r>
+        <w:t xml:space="preserve"> </w:t>
+      </w:r>
+      <w:r>
+        <w:t xml:space="preserve">Использование классификаторов (логистическая регрессия, деревья решений) или векторов вероятностей (RL) для предсказания наиболее перспективных областей окрестности.</w:t>
+      </w:r>
+    </w:p>
+    <w:bookmarkEnd w:id="42"/>
+    <w:bookmarkStart w:id="43" w:name="алгоритм-работы-2"/>
+    <w:p>
+      <w:pPr>
+        <w:pStyle w:val="3"/>
+      </w:pPr>
+      <w:r>
+        <w:t xml:space="preserve">3. Алгоритм работы</w:t>
+      </w:r>
+    </w:p>
+    <w:p>
+      <w:pPr>
+        <w:pStyle w:val="FirstParagraph"/>
+      </w:pPr>
+      <w:r>
+        <w:t xml:space="preserve">Пошаговый цикл итерации выглядит следующим образом:</w:t>
+      </w:r>
+    </w:p>
+    <w:p>
+      <w:pPr>
+        <w:pStyle w:val="Compact"/>
+        <w:numPr>
+          <w:ilvl w:val="0"/>
+          <w:numId w:val="1023"/>
+        </w:numPr>
+      </w:pPr>
+      <w:r>
+        <w:rPr>
+          <w:b/>
+          <w:bCs/>
+        </w:rPr>
+        <w:t xml:space="preserve">Инициализация:</w:t>
+      </w:r>
+      <w:r>
+        <w:t xml:space="preserve"> </w:t>
+      </w:r>
+      <w:r>
+        <w:t xml:space="preserve">Генерация начального допустимого (или недопустимого) решения</w:t>
+      </w:r>
+      <w:r>
+        <w:t xml:space="preserve"> </w:t>
+      </w:r>
+      <m:oMath>
+        <m:sSub>
+          <m:e>
+            <m:r>
+              <m:t>x</m:t>
+            </m:r>
+          </m:e>
+          <m:sub>
+            <m:r>
+              <m:t>0</m:t>
+            </m:r>
+          </m:sub>
+        </m:sSub>
+      </m:oMath>
+      <w:r>
+        <w:t xml:space="preserve"> </w:t>
+      </w:r>
+      <w:r>
+        <w:t xml:space="preserve">(например, случайным образом или с помощью жадного алгоритма).</w:t>
+      </w:r>
+    </w:p>
+    <w:p>
+      <w:pPr>
+        <w:pStyle w:val="Compact"/>
+        <w:numPr>
+          <w:ilvl w:val="0"/>
+          <w:numId w:val="1023"/>
+        </w:numPr>
+      </w:pPr>
+      <w:r>
+        <w:rPr>
+          <w:b/>
+          <w:bCs/>
+        </w:rPr>
+        <w:t xml:space="preserve">Основной цикл:</w:t>
+      </w:r>
+    </w:p>
+    <w:p>
+      <w:pPr>
+        <w:pStyle w:val="Compact"/>
+        <w:numPr>
+          <w:ilvl w:val="1"/>
+          <w:numId w:val="1024"/>
+        </w:numPr>
+      </w:pPr>
+      <w:r>
+        <w:rPr>
+          <w:b/>
+          <w:bCs/>
+        </w:rPr>
+        <w:t xml:space="preserve">Сбор данных (</w:t>
+      </w:r>
+      <m:oMath>
+        <m:sSub>
+          <m:e>
+            <m:r>
+              <m:t>T</m:t>
+            </m:r>
+          </m:e>
+          <m:sub>
+            <m:r>
+              <m:t>c</m:t>
+            </m:r>
+            <m:r>
+              <m:t>o</m:t>
+            </m:r>
+            <m:r>
+              <m:t>l</m:t>
+            </m:r>
+            <m:r>
+              <m:t>l</m:t>
+            </m:r>
+            <m:r>
+              <m:t>e</m:t>
+            </m:r>
+            <m:r>
+              <m:t>c</m:t>
+            </m:r>
+            <m:r>
+              <m:t>t</m:t>
+            </m:r>
+          </m:sub>
+        </m:sSub>
+      </m:oMath>
+      <w:r>
+        <w:rPr>
+          <w:b/>
+          <w:bCs/>
+        </w:rPr>
+        <w:t xml:space="preserve">):</w:t>
+      </w:r>
+      <w:r>
+        <w:t xml:space="preserve"> </w:t>
+      </w:r>
+      <w:r>
+        <w:t xml:space="preserve">Накопление информации о поведении поискового пространства на первых этапах.</w:t>
+      </w:r>
+    </w:p>
+    <w:p>
+      <w:pPr>
+        <w:pStyle w:val="Compact"/>
+        <w:numPr>
+          <w:ilvl w:val="1"/>
+          <w:numId w:val="1024"/>
+        </w:numPr>
+      </w:pPr>
+      <w:r>
+        <w:rPr>
+          <w:b/>
+          <w:bCs/>
+        </w:rPr>
+        <w:t xml:space="preserve">Обучение и фильтрация:</w:t>
+      </w:r>
+      <w:r>
+        <w:t xml:space="preserve"> </w:t>
+      </w:r>
+      <w:r>
+        <w:t xml:space="preserve">Обучение модели предсказывать «перспективность» соседей. Вместо оценки всей окрестности</w:t>
+      </w:r>
+      <w:r>
+        <w:t xml:space="preserve"> </w:t>
+      </w:r>
+      <m:oMath>
+        <m:r>
+          <m:t>N</m:t>
+        </m:r>
+        <m:r>
+          <m:rPr>
+            <m:sty m:val="p"/>
+          </m:rPr>
+          <m:t>(</m:t>
+        </m:r>
+        <m:r>
+          <m:t>x</m:t>
+        </m:r>
+        <m:r>
+          <m:rPr>
+            <m:sty m:val="p"/>
+          </m:rPr>
+          <m:t>)</m:t>
+        </m:r>
+      </m:oMath>
+      <w:r>
+        <w:t xml:space="preserve"> </w:t>
+      </w:r>
+      <w:r>
+        <w:t xml:space="preserve">оценивается лишь её подмножество</w:t>
+      </w:r>
+      <w:r>
+        <w:t xml:space="preserve"> </w:t>
+      </w:r>
+      <m:oMath>
+        <m:sSup>
+          <m:e>
+            <m:r>
+              <m:t>N</m:t>
+            </m:r>
+          </m:e>
+          <m:sup>
+            <m:r>
+              <m:rPr>
+                <m:sty m:val="p"/>
+              </m:rPr>
+              <m:t>′</m:t>
+            </m:r>
+          </m:sup>
+        </m:sSup>
+        <m:r>
+          <m:rPr>
+            <m:sty m:val="p"/>
+          </m:rPr>
+          <m:t>(</m:t>
+        </m:r>
+        <m:r>
+          <m:t>x</m:t>
+        </m:r>
+        <m:r>
+          <m:rPr>
+            <m:sty m:val="p"/>
+          </m:rPr>
+          <m:t>)</m:t>
+        </m:r>
+      </m:oMath>
+      <w:r>
+        <w:t xml:space="preserve">, отобранное моделью.</w:t>
+      </w:r>
+    </w:p>
+    <w:p>
+      <w:pPr>
+        <w:pStyle w:val="Compact"/>
+        <w:numPr>
+          <w:ilvl w:val="1"/>
+          <w:numId w:val="1024"/>
+        </w:numPr>
+      </w:pPr>
+      <w:r>
+        <w:rPr>
+          <w:b/>
+          <w:bCs/>
+        </w:rPr>
+        <w:t xml:space="preserve">Выбор хода:</w:t>
+      </w:r>
+      <w:r>
+        <w:t xml:space="preserve"> </w:t>
+      </w:r>
+      <w:r>
+        <w:t xml:space="preserve">Выбирается лучший ход из незапрещенных (или соответствующих критерию аспирации).</w:t>
+      </w:r>
+    </w:p>
+    <w:p>
+      <w:pPr>
+        <w:pStyle w:val="Compact"/>
+        <w:numPr>
+          <w:ilvl w:val="1"/>
+          <w:numId w:val="1024"/>
+        </w:numPr>
+      </w:pPr>
+      <w:r>
+        <w:rPr>
+          <w:b/>
+          <w:bCs/>
+        </w:rPr>
+        <w:t xml:space="preserve">Обновление:</w:t>
+      </w:r>
+      <w:r>
+        <w:t xml:space="preserve"> </w:t>
+      </w:r>
+      <w:r>
+        <w:t xml:space="preserve">Обновление списка запретов, текущего и лучшего найденного решения.</w:t>
+      </w:r>
+    </w:p>
+    <w:p>
+      <w:pPr>
+        <w:pStyle w:val="Compact"/>
+        <w:numPr>
+          <w:ilvl w:val="0"/>
+          <w:numId w:val="1023"/>
+        </w:numPr>
+      </w:pPr>
+      <w:r>
+        <w:rPr>
+          <w:b/>
+          <w:bCs/>
+        </w:rPr>
+        <w:t xml:space="preserve">Критерий останова:</w:t>
+      </w:r>
+      <w:r>
+        <w:t xml:space="preserve"> </w:t>
+      </w:r>
+      <w:r>
+        <w:t xml:space="preserve">Достижение временного лимита, максимального числа итераций или отсутствие улучшений в течение заданного времени.</w:t>
+      </w:r>
+    </w:p>
+    <w:tbl>
+      <w:tblPr>
+        <w:tblStyle w:val="FigureTable"/>
+        <w:tblW w:type="auto" w:w="0"/>
+        <w:jc w:val="center"/>
+        <w:tblLook w:firstRow="0" w:lastRow="0" w:firstColumn="0" w:lastColumn="0"/>
+      </w:tblPr>
+      <w:tblGrid>
+        <w:gridCol w:w="7920"/>
+      </w:tblGrid>
+      <w:tr>
+        <w:tc>
+          <w:tcPr/>
+          <w:p>
+            <w:pPr>
+              <w:pStyle w:val="Compact"/>
+              <w:jc w:val="center"/>
+            </w:pPr>
+            <w:r>
+              <w:t xml:space="preserve">TS diagram</w:t>
+            </w:r>
+          </w:p>
+        </w:tc>
+      </w:tr>
+    </w:tbl>
+    <w:p>
+      <w:pPr>
+        <w:pStyle w:val="ImageCaption"/>
+      </w:pPr>
+      <w:r>
+        <w:t xml:space="preserve">TS diagram</w:t>
+      </w:r>
+    </w:p>
+    <w:bookmarkEnd w:id="43"/>
+    <w:bookmarkStart w:id="44" w:name="Xda801d2e29abb1fd796ad97382f09da4843b51c"/>
+    <w:p>
+      <w:pPr>
+        <w:pStyle w:val="3"/>
+      </w:pPr>
+      <w:r>
+        <w:t xml:space="preserve">4. Применение к задаче составления расписания</w:t>
+      </w:r>
+    </w:p>
+    <w:p>
+      <w:pPr>
+        <w:pStyle w:val="Compact"/>
+        <w:numPr>
+          <w:ilvl w:val="0"/>
+          <w:numId w:val="1025"/>
+        </w:numPr>
+      </w:pPr>
+      <w:r>
+        <w:rPr>
+          <w:b/>
+          <w:bCs/>
+        </w:rPr>
+        <w:t xml:space="preserve">Кодирование решения:</w:t>
+      </w:r>
+      <w:r>
+        <w:t xml:space="preserve"> </w:t>
+      </w:r>
+      <w:r>
+        <w:t xml:space="preserve">Прямое (матрица назначений врач-пациент-время) или непрямое на основе заданий (job-based encoding), где хромосома представляет собой последовательность номеров работ.</w:t>
+      </w:r>
+    </w:p>
+    <w:p>
+      <w:pPr>
+        <w:pStyle w:val="Compact"/>
+        <w:numPr>
+          <w:ilvl w:val="0"/>
+          <w:numId w:val="1025"/>
+        </w:numPr>
+      </w:pPr>
+      <w:r>
+        <w:rPr>
+          <w:b/>
+          <w:bCs/>
+        </w:rPr>
+        <w:t xml:space="preserve">Жёсткие ограничения (Hard constraints):</w:t>
+      </w:r>
+      <w:r>
+        <w:t xml:space="preserve"> </w:t>
+      </w:r>
+      <w:r>
+        <w:t xml:space="preserve">Включают доступность оборудования/персонала, запрет на прерывание операций и соблюдение технологических маршрутов (например, в задачах Job Shop).</w:t>
+      </w:r>
+    </w:p>
+    <w:p>
+      <w:pPr>
+        <w:pStyle w:val="Compact"/>
+        <w:numPr>
+          <w:ilvl w:val="0"/>
+          <w:numId w:val="1025"/>
+        </w:numPr>
+      </w:pPr>
+      <w:r>
+        <w:rPr>
+          <w:b/>
+          <w:bCs/>
+        </w:rPr>
+        <w:t xml:space="preserve">Мягкие ограничения (Soft constraints):</w:t>
+      </w:r>
+      <w:r>
+        <w:t xml:space="preserve"> </w:t>
+      </w:r>
+      <w:r>
+        <w:t xml:space="preserve">Предпочтения врачей по сменам, минимизация общего времени завершения всех работ (makespan) или сокращение времени ожидания пациента.</w:t>
+      </w:r>
+    </w:p>
+    <w:bookmarkEnd w:id="44"/>
+    <w:bookmarkStart w:id="45" w:name="сложность-и-эффективность-2"/>
+    <w:p>
+      <w:pPr>
+        <w:pStyle w:val="3"/>
+      </w:pPr>
+      <w:r>
+        <w:t xml:space="preserve">5. Сложность и эффективность</w:t>
+      </w:r>
+    </w:p>
+    <w:p>
+      <w:pPr>
+        <w:pStyle w:val="Compact"/>
+        <w:numPr>
+          <w:ilvl w:val="0"/>
+          <w:numId w:val="1026"/>
+        </w:numPr>
+      </w:pPr>
+      <w:r>
+        <w:rPr>
+          <w:b/>
+          <w:bCs/>
+        </w:rPr>
+        <w:t xml:space="preserve">Вычислительная сложность:</w:t>
+      </w:r>
+      <w:r>
+        <w:t xml:space="preserve"> </w:t>
+      </w:r>
+      <w:r>
+        <w:t xml:space="preserve">Для задачи Job Shop сложность одной итерации с базовыми перемещениями составляет</w:t>
+      </w:r>
+      <w:r>
+        <w:t xml:space="preserve"> </w:t>
+      </w:r>
+      <m:oMath>
+        <m:r>
+          <m:t>O</m:t>
+        </m:r>
+        <m:r>
+          <m:rPr>
+            <m:sty m:val="p"/>
+          </m:rPr>
+          <m:t>(</m:t>
+        </m:r>
+        <m:r>
+          <m:t>n</m:t>
+        </m:r>
+        <m:r>
+          <m:t>m</m:t>
+        </m:r>
+        <m:r>
+          <m:rPr>
+            <m:sty m:val="p"/>
+          </m:rPr>
+          <m:t>)</m:t>
+        </m:r>
+      </m:oMath>
+      <w:r>
+        <w:t xml:space="preserve">; использование сложных структур (N8T+2MT) повышает её до</w:t>
+      </w:r>
+      <w:r>
+        <w:t xml:space="preserve"> </w:t>
+      </w:r>
+      <m:oMath>
+        <m:r>
+          <m:t>O</m:t>
+        </m:r>
+        <m:r>
+          <m:rPr>
+            <m:sty m:val="p"/>
+          </m:rPr>
+          <m:t>(</m:t>
+        </m:r>
+        <m:r>
+          <m:t>n</m:t>
+        </m:r>
+        <m:sSup>
+          <m:e>
+            <m:r>
+              <m:t>m</m:t>
+            </m:r>
+          </m:e>
+          <m:sup>
+            <m:r>
+              <m:t>2</m:t>
+            </m:r>
+          </m:sup>
+        </m:sSup>
+        <m:r>
+          <m:rPr>
+            <m:sty m:val="p"/>
+          </m:rPr>
+          <m:t>)</m:t>
+        </m:r>
+      </m:oMath>
+      <w:r>
+        <w:t xml:space="preserve">.</w:t>
+      </w:r>
+    </w:p>
+    <w:p>
+      <w:pPr>
+        <w:pStyle w:val="Compact"/>
+        <w:numPr>
+          <w:ilvl w:val="0"/>
+          <w:numId w:val="1026"/>
+        </w:numPr>
+      </w:pPr>
+      <w:r>
+        <w:rPr>
+          <w:b/>
+          <w:bCs/>
+        </w:rPr>
+        <w:t xml:space="preserve">Рост размерности:</w:t>
+      </w:r>
+      <w:r>
+        <w:t xml:space="preserve"> </w:t>
+      </w:r>
+      <w:r>
+        <w:t xml:space="preserve">Поисковое пространство растет экспоненциально при увеличении числа работ (</w:t>
+      </w:r>
+      <m:oMath>
+        <m:r>
+          <m:t>n</m:t>
+        </m:r>
+      </m:oMath>
+      <w:r>
+        <w:t xml:space="preserve">) или машин (</w:t>
+      </w:r>
+      <m:oMath>
+        <m:r>
+          <m:t>m</m:t>
+        </m:r>
+      </m:oMath>
+      <w:r>
+        <w:t xml:space="preserve">).</w:t>
+      </w:r>
+    </w:p>
+    <w:p>
+      <w:pPr>
+        <w:pStyle w:val="Compact"/>
+        <w:numPr>
+          <w:ilvl w:val="0"/>
+          <w:numId w:val="1026"/>
+        </w:numPr>
+      </w:pPr>
+      <w:r>
+        <w:rPr>
+          <w:b/>
+          <w:bCs/>
+        </w:rPr>
+        <w:t xml:space="preserve">Сходимость и локальные оптимумы:</w:t>
+      </w:r>
+      <w:r>
+        <w:t xml:space="preserve"> </w:t>
+      </w:r>
+      <w:r>
+        <w:t xml:space="preserve">TS использует память для выхода из тупиков. Механизмы</w:t>
+      </w:r>
+      <w:r>
+        <w:t xml:space="preserve"> </w:t>
+      </w:r>
+      <w:r>
+        <w:rPr>
+          <w:b/>
+          <w:bCs/>
+        </w:rPr>
+        <w:t xml:space="preserve">обучения с подкреплением (RL)</w:t>
+      </w:r>
+      <w:r>
+        <w:t xml:space="preserve"> </w:t>
+      </w:r>
+      <w:r>
+        <w:t xml:space="preserve">или классификации позволяют алгоритму фокусироваться на перспективных зонах (точность предсказания около 50-70%), что ускоряет сходимость. Обучение позволяет находить качественные решения за меньшее число итераций и вычислений, чем стандартный TS.</w:t>
+      </w:r>
+    </w:p>
+    <w:bookmarkEnd w:id="45"/>
+    <w:bookmarkStart w:id="46" w:name="Xa3eeb71c4598a24d98214f2ceeff71a9b9211c7"/>
+    <w:p>
+      <w:pPr>
+        <w:pStyle w:val="3"/>
+      </w:pPr>
+      <w:r>
+        <w:t xml:space="preserve">6. Преимущества и недостатки в контексте расписаний</w:t>
+      </w:r>
+    </w:p>
+    <w:p>
+      <w:pPr>
+        <w:pStyle w:val="Compact"/>
+        <w:numPr>
+          <w:ilvl w:val="0"/>
+          <w:numId w:val="1027"/>
+        </w:numPr>
+      </w:pPr>
+      <w:r>
+        <w:rPr>
+          <w:b/>
+          <w:bCs/>
+        </w:rPr>
+        <w:t xml:space="preserve">Плюсы:</w:t>
+      </w:r>
+    </w:p>
+    <w:p>
+      <w:pPr>
+        <w:pStyle w:val="Compact"/>
+        <w:numPr>
+          <w:ilvl w:val="1"/>
+          <w:numId w:val="1028"/>
+        </w:numPr>
+      </w:pPr>
+      <w:r>
+        <w:t xml:space="preserve">Мощный механизм локального поиска;</w:t>
+      </w:r>
+    </w:p>
+    <w:p>
+      <w:pPr>
+        <w:pStyle w:val="Compact"/>
+        <w:numPr>
+          <w:ilvl w:val="1"/>
+          <w:numId w:val="1028"/>
+        </w:numPr>
+      </w:pPr>
+      <w:r>
+        <w:t xml:space="preserve">Эффективность в стохастических условиях (например, при неопределенности времени прибытия пациентов).</w:t>
+      </w:r>
+    </w:p>
+    <w:p>
+      <w:pPr>
+        <w:pStyle w:val="Compact"/>
+        <w:numPr>
+          <w:ilvl w:val="0"/>
+          <w:numId w:val="1027"/>
+        </w:numPr>
+      </w:pPr>
+      <w:r>
+        <w:rPr>
+          <w:b/>
+          <w:bCs/>
+        </w:rPr>
+        <w:t xml:space="preserve">Минусы:</w:t>
+      </w:r>
+    </w:p>
+    <w:p>
+      <w:pPr>
+        <w:pStyle w:val="Compact"/>
+        <w:numPr>
+          <w:ilvl w:val="1"/>
+          <w:numId w:val="1029"/>
+        </w:numPr>
+      </w:pPr>
+      <w:r>
+        <w:t xml:space="preserve">Высокая чувствительность к гиперпараметрам (размер списка запретов, размер окрестности);</w:t>
+      </w:r>
+    </w:p>
+    <w:p>
+      <w:pPr>
+        <w:pStyle w:val="Compact"/>
+        <w:numPr>
+          <w:ilvl w:val="1"/>
+          <w:numId w:val="1029"/>
+        </w:numPr>
+      </w:pPr>
+      <w:r>
+        <w:t xml:space="preserve">Риск зацикливания при слишком коротком сроке запрета;</w:t>
+      </w:r>
+    </w:p>
+    <w:p>
+      <w:pPr>
+        <w:pStyle w:val="Compact"/>
+        <w:numPr>
+          <w:ilvl w:val="1"/>
+          <w:numId w:val="1029"/>
+        </w:numPr>
+      </w:pPr>
+      <w:r>
+        <w:t xml:space="preserve">Вычислительная емкость при оценке огромных окрестностей в реальных задачах.</w:t>
+      </w:r>
+    </w:p>
+    <w:bookmarkEnd w:id="46"/>
+    <w:bookmarkStart w:id="47" w:name="примеры-использования-2"/>
+    <w:p>
+      <w:pPr>
+        <w:pStyle w:val="3"/>
+      </w:pPr>
+      <w:r>
+        <w:t xml:space="preserve">7. Примеры использования</w:t>
+      </w:r>
+    </w:p>
+    <w:p>
+      <w:pPr>
+        <w:pStyle w:val="Compact"/>
+        <w:numPr>
+          <w:ilvl w:val="0"/>
+          <w:numId w:val="1030"/>
+        </w:numPr>
+      </w:pPr>
+      <w:r>
+        <w:rPr>
+          <w:b/>
+          <w:bCs/>
+        </w:rPr>
+        <w:t xml:space="preserve">HGTSA (Hybrid Genetic Tabu Search Algorithm):</w:t>
+      </w:r>
+      <w:r>
+        <w:t xml:space="preserve"> </w:t>
+      </w:r>
+      <w:r>
+        <w:t xml:space="preserve">Гибридная система для задач Job Shop Scheduling, использующая структуру окрестностей N8T+2MT.</w:t>
+      </w:r>
+    </w:p>
+    <w:p>
+      <w:pPr>
+        <w:pStyle w:val="Compact"/>
+        <w:numPr>
+          <w:ilvl w:val="0"/>
+          <w:numId w:val="1030"/>
+        </w:numPr>
+      </w:pPr>
+      <w:r>
+        <w:rPr>
+          <w:b/>
+          <w:bCs/>
+        </w:rPr>
+        <w:t xml:space="preserve">L-TS (Learning Tabu Search):</w:t>
+      </w:r>
+      <w:r>
+        <w:t xml:space="preserve"> </w:t>
+      </w:r>
+      <w:r>
+        <w:t xml:space="preserve">Алгоритм, применяемый для</w:t>
+      </w:r>
+      <w:r>
+        <w:t xml:space="preserve"> </w:t>
+      </w:r>
+      <w:r>
+        <w:rPr>
+          <w:b/>
+          <w:bCs/>
+        </w:rPr>
+        <w:t xml:space="preserve">составления расписаний врачей</w:t>
+      </w:r>
+      <w:r>
+        <w:t xml:space="preserve"> </w:t>
+      </w:r>
+      <w:r>
+        <w:t xml:space="preserve">в онкологических центрах, где логистическая регрессия помогает предсказывать лучшие перестановки в графике.</w:t>
+      </w:r>
+    </w:p>
+    <w:bookmarkEnd w:id="47"/>
+    <w:bookmarkStart w:id="48" w:name="вывод-по-алгоритму-1"/>
+    <w:p>
+      <w:pPr>
+        <w:pStyle w:val="3"/>
+      </w:pPr>
+      <w:r>
+        <w:t xml:space="preserve">8. Вывод по алгоритму</w:t>
+      </w:r>
+    </w:p>
+    <w:p>
+      <w:pPr>
+        <w:pStyle w:val="FirstParagraph"/>
+      </w:pPr>
+      <w:r>
+        <w:t xml:space="preserve">Алгоритм поиска с запретами остается одной из наиболее надежных метаэвристик для задач расписания благодаря своей гибкости и памяти. Внедрение методов машинного обучения (L-TS) делает его «интеллектуальным», позволяя существенно сократить время поиска за счет сужения исследуемой окрестности без потери качества решения.</w:t>
+      </w:r>
+    </w:p>
     <w:p>
       <w:r>
         <w:br w:type="page"/>
       </w:r>
     </w:p>
-    <w:bookmarkEnd w:id="33"/>
-    <w:bookmarkStart w:id="34" w:name="X2047146b30f9ff0c683af9c204dbad42fea6650"/>
+    <w:bookmarkEnd w:id="48"/>
+    <w:bookmarkEnd w:id="49"/>
+    <w:bookmarkStart w:id="58" w:name="X2047146b30f9ff0c683af9c204dbad42fea6650"/>
     <w:p>
       <w:pPr>
         <w:pStyle w:val="2"/>
@@ -1867,12 +3902,1064 @@
       </w:r>
     </w:p>
     <w:p>
+      <w:pPr>
+        <w:pStyle w:val="FirstParagraph"/>
+      </w:pPr>
+      <w:r>
+        <w:t xml:space="preserve">Ниже приведено описание алгоритма</w:t>
+      </w:r>
+      <w:r>
+        <w:t xml:space="preserve"> </w:t>
+      </w:r>
+      <w:r>
+        <w:rPr>
+          <w:b/>
+          <w:bCs/>
+        </w:rPr>
+        <w:t xml:space="preserve">CP-SAT</w:t>
+      </w:r>
+      <w:r>
+        <w:t xml:space="preserve"> </w:t>
+      </w:r>
+      <w:r>
+        <w:t xml:space="preserve">на основе представленных источников.</w:t>
+      </w:r>
+    </w:p>
+    <w:bookmarkStart w:id="50" w:name="идея-и-происхождение-3"/>
+    <w:p>
+      <w:pPr>
+        <w:pStyle w:val="3"/>
+      </w:pPr>
+      <w:r>
+        <w:t xml:space="preserve">1. Идея и происхождение</w:t>
+      </w:r>
+    </w:p>
+    <w:p>
+      <w:pPr>
+        <w:pStyle w:val="FirstParagraph"/>
+      </w:pPr>
+      <w:r>
+        <w:rPr>
+          <w:b/>
+          <w:bCs/>
+        </w:rPr>
+        <w:t xml:space="preserve">CP-SAT</w:t>
+      </w:r>
+      <w:r>
+        <w:t xml:space="preserve"> </w:t>
+      </w:r>
+      <w:r>
+        <w:t xml:space="preserve">(Constraint Programming - Satisfiability) представляет собой</w:t>
+      </w:r>
+      <w:r>
+        <w:t xml:space="preserve"> </w:t>
+      </w:r>
+      <w:r>
+        <w:rPr>
+          <w:b/>
+          <w:bCs/>
+        </w:rPr>
+        <w:t xml:space="preserve">гибридный подход</w:t>
+      </w:r>
+      <w:r>
+        <w:t xml:space="preserve">, объединяющий методы программирования в ограничениях (CP) и алгоритмы решения задач булевой выполнимости (SAT).</w:t>
+      </w:r>
+    </w:p>
+    <w:p>
+      <w:pPr>
+        <w:pStyle w:val="Compact"/>
+        <w:numPr>
+          <w:ilvl w:val="0"/>
+          <w:numId w:val="1031"/>
+        </w:numPr>
+      </w:pPr>
+      <w:r>
+        <w:rPr>
+          <w:b/>
+          <w:bCs/>
+        </w:rPr>
+        <w:t xml:space="preserve">Область происхождения:</w:t>
+      </w:r>
+      <w:r>
+        <w:t xml:space="preserve"> </w:t>
+      </w:r>
+      <w:r>
+        <w:t xml:space="preserve">Алгоритм возник в результате эволюции SAT-решателей (в частности, архитектуры</w:t>
+      </w:r>
+      <w:r>
+        <w:t xml:space="preserve"> </w:t>
+      </w:r>
+      <w:r>
+        <w:rPr>
+          <w:b/>
+          <w:bCs/>
+        </w:rPr>
+        <w:t xml:space="preserve">CDCL</w:t>
+      </w:r>
+      <w:r>
+        <w:t xml:space="preserve"> </w:t>
+      </w:r>
+      <w:r>
+        <w:t xml:space="preserve">— Conflict-Driven Clause Learning) и их интеграции в среду CP для решения сложных комбинаторных задач.</w:t>
+      </w:r>
+    </w:p>
+    <w:p>
+      <w:pPr>
+        <w:pStyle w:val="Compact"/>
+        <w:numPr>
+          <w:ilvl w:val="0"/>
+          <w:numId w:val="1031"/>
+        </w:numPr>
+      </w:pPr>
+      <w:r>
+        <w:rPr>
+          <w:b/>
+          <w:bCs/>
+        </w:rPr>
+        <w:t xml:space="preserve">Основная задача:</w:t>
+      </w:r>
+      <w:r>
+        <w:t xml:space="preserve"> </w:t>
+      </w:r>
+      <w:r>
+        <w:t xml:space="preserve">Изначально решал задачи удовлетворения ограничений (CSP), но современные версии, такие как в Google OR-Tools, объединяют в себе распространение ограничений, SAT-поиск и методы линейного программирования (MILP).</w:t>
+      </w:r>
+    </w:p>
+    <w:p>
+      <w:pPr>
+        <w:pStyle w:val="Compact"/>
+        <w:numPr>
+          <w:ilvl w:val="0"/>
+          <w:numId w:val="1031"/>
+        </w:numPr>
+      </w:pPr>
+      <w:r>
+        <w:rPr>
+          <w:b/>
+          <w:bCs/>
+        </w:rPr>
+        <w:t xml:space="preserve">Почему подходит для расписаний:</w:t>
+      </w:r>
+      <w:r>
+        <w:t xml:space="preserve"> </w:t>
+      </w:r>
+      <w:r>
+        <w:t xml:space="preserve">Составление расписаний является</w:t>
+      </w:r>
+      <w:r>
+        <w:t xml:space="preserve"> </w:t>
+      </w:r>
+      <w:r>
+        <w:rPr>
+          <w:b/>
+          <w:bCs/>
+        </w:rPr>
+        <w:t xml:space="preserve">NP-трудной</w:t>
+      </w:r>
+      <w:r>
+        <w:t xml:space="preserve"> </w:t>
+      </w:r>
+      <w:r>
+        <w:t xml:space="preserve">задачей. CP-SAT эффективен здесь, так как позволяет использовать</w:t>
+      </w:r>
+      <w:r>
+        <w:t xml:space="preserve"> </w:t>
+      </w:r>
+      <w:r>
+        <w:rPr>
+          <w:b/>
+          <w:bCs/>
+        </w:rPr>
+        <w:t xml:space="preserve">глобальные ограничения</w:t>
+      </w:r>
+      <w:r>
+        <w:t xml:space="preserve"> </w:t>
+      </w:r>
+      <w:r>
+        <w:t xml:space="preserve">(например,</w:t>
+      </w:r>
+      <w:r>
+        <w:t xml:space="preserve"> </w:t>
+      </w:r>
+      <w:r>
+        <w:rPr>
+          <w:rStyle w:val="VerbatimChar"/>
+        </w:rPr>
+        <w:t xml:space="preserve">Sum</w:t>
+      </w:r>
+      <w:r>
+        <w:t xml:space="preserve">,</w:t>
+      </w:r>
+      <w:r>
+        <w:t xml:space="preserve"> </w:t>
+      </w:r>
+      <w:r>
+        <w:rPr>
+          <w:rStyle w:val="VerbatimChar"/>
+        </w:rPr>
+        <w:t xml:space="preserve">AllDifferent</w:t>
+      </w:r>
+      <w:r>
+        <w:t xml:space="preserve">,</w:t>
+      </w:r>
+      <w:r>
+        <w:t xml:space="preserve"> </w:t>
+      </w:r>
+      <w:r>
+        <w:rPr>
+          <w:rStyle w:val="VerbatimChar"/>
+        </w:rPr>
+        <w:t xml:space="preserve">Cumulative</w:t>
+      </w:r>
+      <w:r>
+        <w:t xml:space="preserve">), которые естественным образом описывают требования расписания, при этом используя мощный механизм анализа конфликтов SAT для быстрого отсечения неперспективных ветвей поиска.</w:t>
+      </w:r>
+    </w:p>
+    <w:bookmarkEnd w:id="50"/>
+    <w:bookmarkStart w:id="51" w:name="формальная-модель-ключевые-компоненты-2"/>
+    <w:p>
+      <w:pPr>
+        <w:pStyle w:val="3"/>
+      </w:pPr>
+      <w:r>
+        <w:t xml:space="preserve">2. Формальная модель / ключевые компоненты</w:t>
+      </w:r>
+    </w:p>
+    <w:p>
+      <w:pPr>
+        <w:pStyle w:val="FirstParagraph"/>
+      </w:pPr>
+      <w:r>
+        <w:t xml:space="preserve">Базовый словарь алгоритма включает:</w:t>
+      </w:r>
+    </w:p>
+    <w:p>
+      <w:pPr>
+        <w:pStyle w:val="Compact"/>
+        <w:numPr>
+          <w:ilvl w:val="0"/>
+          <w:numId w:val="1032"/>
+        </w:numPr>
+      </w:pPr>
+      <w:r>
+        <w:rPr>
+          <w:b/>
+          <w:bCs/>
+        </w:rPr>
+        <w:t xml:space="preserve">Переменные:</w:t>
+      </w:r>
+      <w:r>
+        <w:t xml:space="preserve"> </w:t>
+      </w:r>
+      <w:r>
+        <w:t xml:space="preserve">Целочисленные переменные с конечными доменами (CP) и их булево представление (SAT) через</w:t>
+      </w:r>
+      <w:r>
+        <w:t xml:space="preserve"> </w:t>
+      </w:r>
+      <w:r>
+        <w:rPr>
+          <w:b/>
+          <w:bCs/>
+        </w:rPr>
+        <w:t xml:space="preserve">прямое кодирование</w:t>
+      </w:r>
+      <w:r>
+        <w:t xml:space="preserve"> </w:t>
+      </w:r>
+      <w:r>
+        <w:t xml:space="preserve">(каждой паре «переменная-значение» соответствует литерал).</w:t>
+      </w:r>
+    </w:p>
+    <w:p>
+      <w:pPr>
+        <w:pStyle w:val="Compact"/>
+        <w:numPr>
+          <w:ilvl w:val="0"/>
+          <w:numId w:val="1032"/>
+        </w:numPr>
+      </w:pPr>
+      <w:r>
+        <w:rPr>
+          <w:b/>
+          <w:bCs/>
+        </w:rPr>
+        <w:t xml:space="preserve">Ограничения:</w:t>
+      </w:r>
+      <w:r>
+        <w:t xml:space="preserve"> </w:t>
+      </w:r>
+      <w:r>
+        <w:t xml:space="preserve">Включают как элементарные дизъюнкции литералов (</w:t>
+      </w:r>
+      <w:r>
+        <w:rPr>
+          <w:b/>
+          <w:bCs/>
+        </w:rPr>
+        <w:t xml:space="preserve">клаузы</w:t>
+      </w:r>
+      <w:r>
+        <w:t xml:space="preserve">), так и сложные</w:t>
+      </w:r>
+      <w:r>
+        <w:t xml:space="preserve"> </w:t>
+      </w:r>
+      <w:r>
+        <w:rPr>
+          <w:b/>
+          <w:bCs/>
+        </w:rPr>
+        <w:t xml:space="preserve">глобальные ограничения</w:t>
+      </w:r>
+      <w:r>
+        <w:t xml:space="preserve">.</w:t>
+      </w:r>
+    </w:p>
+    <w:p>
+      <w:pPr>
+        <w:pStyle w:val="Compact"/>
+        <w:numPr>
+          <w:ilvl w:val="0"/>
+          <w:numId w:val="1032"/>
+        </w:numPr>
+      </w:pPr>
+      <w:r>
+        <w:rPr>
+          <w:b/>
+          <w:bCs/>
+        </w:rPr>
+        <w:t xml:space="preserve">Двойное представление (Duality):</w:t>
+      </w:r>
+      <w:r>
+        <w:t xml:space="preserve"> </w:t>
+      </w:r>
+      <w:r>
+        <w:t xml:space="preserve">Сосуществование CP-модели (для выразительности) и SAT-модели (для анализа конфликтов).</w:t>
+      </w:r>
+    </w:p>
+    <w:p>
+      <w:pPr>
+        <w:pStyle w:val="Compact"/>
+        <w:numPr>
+          <w:ilvl w:val="0"/>
+          <w:numId w:val="1032"/>
+        </w:numPr>
+      </w:pPr>
+      <w:r>
+        <w:rPr>
+          <w:b/>
+          <w:bCs/>
+        </w:rPr>
+        <w:t xml:space="preserve">Механизм объяснений (Explanations):</w:t>
+      </w:r>
+      <w:r>
+        <w:t xml:space="preserve"> </w:t>
+      </w:r>
+      <w:r>
+        <w:t xml:space="preserve">Перевод действий CP-пропагаторов на «язык» SAT-клауз для обучения на конфликтах.</w:t>
+      </w:r>
+    </w:p>
+    <w:bookmarkEnd w:id="51"/>
+    <w:bookmarkStart w:id="52" w:name="алгоритм-работы-3"/>
+    <w:p>
+      <w:pPr>
+        <w:pStyle w:val="3"/>
+      </w:pPr>
+      <w:r>
+        <w:t xml:space="preserve">3. Алгоритм работы</w:t>
+      </w:r>
+    </w:p>
+    <w:p>
+      <w:pPr>
+        <w:pStyle w:val="FirstParagraph"/>
+      </w:pPr>
+      <w:r>
+        <w:t xml:space="preserve">Работа CP-SAT строится на цикле, сочетающем поиск и логический вывод:</w:t>
+      </w:r>
+    </w:p>
+    <w:p>
+      <w:pPr>
+        <w:pStyle w:val="Compact"/>
+        <w:numPr>
+          <w:ilvl w:val="0"/>
+          <w:numId w:val="1033"/>
+        </w:numPr>
+      </w:pPr>
+      <w:r>
+        <w:rPr>
+          <w:b/>
+          <w:bCs/>
+        </w:rPr>
+        <w:t xml:space="preserve">Инициализация:</w:t>
+      </w:r>
+      <w:r>
+        <w:t xml:space="preserve"> </w:t>
+      </w:r>
+      <w:r>
+        <w:t xml:space="preserve">Создание переменных и ограничений. Применение</w:t>
+      </w:r>
+      <w:r>
+        <w:t xml:space="preserve"> </w:t>
+      </w:r>
+      <w:r>
+        <w:rPr>
+          <w:b/>
+          <w:bCs/>
+        </w:rPr>
+        <w:t xml:space="preserve">пре-прунинга</w:t>
+      </w:r>
+      <w:r>
+        <w:t xml:space="preserve"> </w:t>
+      </w:r>
+      <w:r>
+        <w:t xml:space="preserve">(удаление заведомо невозможных комбинаций), что может сократить пространство поиска на 70–80%.</w:t>
+      </w:r>
+    </w:p>
+    <w:p>
+      <w:pPr>
+        <w:pStyle w:val="Compact"/>
+        <w:numPr>
+          <w:ilvl w:val="0"/>
+          <w:numId w:val="1033"/>
+        </w:numPr>
+      </w:pPr>
+      <w:r>
+        <w:rPr>
+          <w:b/>
+          <w:bCs/>
+        </w:rPr>
+        <w:t xml:space="preserve">Основной цикл:</w:t>
+      </w:r>
+    </w:p>
+    <w:p>
+      <w:pPr>
+        <w:pStyle w:val="Compact"/>
+        <w:numPr>
+          <w:ilvl w:val="1"/>
+          <w:numId w:val="1034"/>
+        </w:numPr>
+      </w:pPr>
+      <w:r>
+        <w:rPr>
+          <w:b/>
+          <w:bCs/>
+        </w:rPr>
+        <w:t xml:space="preserve">Распространение ограничений (Propagation):</w:t>
+      </w:r>
+      <w:r>
+        <w:t xml:space="preserve"> </w:t>
+      </w:r>
+      <w:r>
+        <w:t xml:space="preserve">Пропагаторы CP и SAT (unit propagation) сокращают домены переменных.</w:t>
+      </w:r>
+    </w:p>
+    <w:p>
+      <w:pPr>
+        <w:pStyle w:val="Compact"/>
+        <w:numPr>
+          <w:ilvl w:val="1"/>
+          <w:numId w:val="1034"/>
+        </w:numPr>
+      </w:pPr>
+      <w:r>
+        <w:rPr>
+          <w:b/>
+          <w:bCs/>
+        </w:rPr>
+        <w:t xml:space="preserve">Принятие решения (Decision):</w:t>
+      </w:r>
+      <w:r>
+        <w:t xml:space="preserve"> </w:t>
+      </w:r>
+      <w:r>
+        <w:t xml:space="preserve">Если решение не найдено, выбирается переменная и ей присваивается значение на основе эвристик (например, VSIDS).</w:t>
+      </w:r>
+    </w:p>
+    <w:p>
+      <w:pPr>
+        <w:pStyle w:val="Compact"/>
+        <w:numPr>
+          <w:ilvl w:val="1"/>
+          <w:numId w:val="1034"/>
+        </w:numPr>
+      </w:pPr>
+      <w:r>
+        <w:rPr>
+          <w:b/>
+          <w:bCs/>
+        </w:rPr>
+        <w:t xml:space="preserve">Анализ конфликта (CDCL):</w:t>
+      </w:r>
+      <w:r>
+        <w:t xml:space="preserve"> </w:t>
+      </w:r>
+      <w:r>
+        <w:t xml:space="preserve">При возникновении противоречия создается «выученная клауза» (</w:t>
+      </w:r>
+      <w:r>
+        <w:rPr>
+          <w:b/>
+          <w:bCs/>
+        </w:rPr>
+        <w:t xml:space="preserve">nogood</w:t>
+      </w:r>
+      <w:r>
+        <w:t xml:space="preserve">), предотвращающая повторение этой ошибки в будущем.</w:t>
+      </w:r>
+    </w:p>
+    <w:p>
+      <w:pPr>
+        <w:pStyle w:val="Compact"/>
+        <w:numPr>
+          <w:ilvl w:val="1"/>
+          <w:numId w:val="1034"/>
+        </w:numPr>
+      </w:pPr>
+      <w:r>
+        <w:rPr>
+          <w:b/>
+          <w:bCs/>
+        </w:rPr>
+        <w:t xml:space="preserve">Backjumping:</w:t>
+      </w:r>
+      <w:r>
+        <w:t xml:space="preserve"> </w:t>
+      </w:r>
+      <w:r>
+        <w:t xml:space="preserve">Нехронологический возврат на уровень, где конфликт может быть разрешен.</w:t>
+      </w:r>
+    </w:p>
+    <w:p>
+      <w:pPr>
+        <w:pStyle w:val="Compact"/>
+        <w:numPr>
+          <w:ilvl w:val="0"/>
+          <w:numId w:val="1033"/>
+        </w:numPr>
+      </w:pPr>
+      <w:r>
+        <w:rPr>
+          <w:b/>
+          <w:bCs/>
+        </w:rPr>
+        <w:t xml:space="preserve">Критерий останова:</w:t>
+      </w:r>
+      <w:r>
+        <w:t xml:space="preserve"> </w:t>
+      </w:r>
+      <w:r>
+        <w:t xml:space="preserve">Нахождение допустимого решения, доказательство его отсутствия (UNSAT) или достижение лимита времени.</w:t>
+      </w:r>
+    </w:p>
+    <w:bookmarkEnd w:id="52"/>
+    <w:bookmarkStart w:id="53" w:name="X3b92e5bc06873eb46106c3a1a97df600c764370"/>
+    <w:p>
+      <w:pPr>
+        <w:pStyle w:val="3"/>
+      </w:pPr>
+      <w:r>
+        <w:t xml:space="preserve">4. Применение к задаче составления расписания</w:t>
+      </w:r>
+    </w:p>
+    <w:p>
+      <w:pPr>
+        <w:pStyle w:val="Compact"/>
+        <w:numPr>
+          <w:ilvl w:val="0"/>
+          <w:numId w:val="1035"/>
+        </w:numPr>
+      </w:pPr>
+      <w:r>
+        <w:rPr>
+          <w:b/>
+          <w:bCs/>
+        </w:rPr>
+        <w:t xml:space="preserve">Кодирование (Representation):</w:t>
+      </w:r>
+      <w:r>
+        <w:t xml:space="preserve"> </w:t>
+      </w:r>
+      <w:r>
+        <w:t xml:space="preserve">Часто используется 5-мерный тензор бинарных переменных (например: Предмет, Преподаватель, Аудитория, День, Слот). Прямое кодирование:</w:t>
+      </w:r>
+      <w:r>
+        <w:t xml:space="preserve"> </w:t>
+      </w:r>
+      <m:oMath>
+        <m:sSub>
+          <m:e>
+            <m:r>
+              <m:t>x</m:t>
+            </m:r>
+          </m:e>
+          <m:sub>
+            <m:r>
+              <m:t>c</m:t>
+            </m:r>
+            <m:r>
+              <m:rPr>
+                <m:sty m:val="p"/>
+              </m:rPr>
+              <m:t>,</m:t>
+            </m:r>
+            <m:r>
+              <m:t>t</m:t>
+            </m:r>
+            <m:r>
+              <m:rPr>
+                <m:sty m:val="p"/>
+              </m:rPr>
+              <m:t>,</m:t>
+            </m:r>
+            <m:r>
+              <m:t>r</m:t>
+            </m:r>
+          </m:sub>
+        </m:sSub>
+        <m:r>
+          <m:rPr>
+            <m:sty m:val="p"/>
+          </m:rPr>
+          <m:t>=</m:t>
+        </m:r>
+        <m:r>
+          <m:t>1</m:t>
+        </m:r>
+      </m:oMath>
+      <w:r>
+        <w:t xml:space="preserve">, если курс</w:t>
+      </w:r>
+      <w:r>
+        <w:t xml:space="preserve"> </w:t>
+      </w:r>
+      <m:oMath>
+        <m:r>
+          <m:t>c</m:t>
+        </m:r>
+      </m:oMath>
+      <w:r>
+        <w:t xml:space="preserve"> </w:t>
+      </w:r>
+      <w:r>
+        <w:t xml:space="preserve">назначен на время</w:t>
+      </w:r>
+      <w:r>
+        <w:t xml:space="preserve"> </w:t>
+      </w:r>
+      <m:oMath>
+        <m:r>
+          <m:t>t</m:t>
+        </m:r>
+      </m:oMath>
+      <w:r>
+        <w:t xml:space="preserve"> </w:t>
+      </w:r>
+      <w:r>
+        <w:t xml:space="preserve">в комнату</w:t>
+      </w:r>
+      <w:r>
+        <w:t xml:space="preserve"> </w:t>
+      </w:r>
+      <m:oMath>
+        <m:r>
+          <m:t>r</m:t>
+        </m:r>
+      </m:oMath>
+      <w:r>
+        <w:t xml:space="preserve">.</w:t>
+      </w:r>
+    </w:p>
+    <w:p>
+      <w:pPr>
+        <w:pStyle w:val="Compact"/>
+        <w:numPr>
+          <w:ilvl w:val="0"/>
+          <w:numId w:val="1035"/>
+        </w:numPr>
+      </w:pPr>
+      <w:r>
+        <w:rPr>
+          <w:b/>
+          <w:bCs/>
+        </w:rPr>
+        <w:t xml:space="preserve">Жёсткие ограничения (Hard constraints):</w:t>
+      </w:r>
+      <w:r>
+        <w:t xml:space="preserve"> </w:t>
+      </w:r>
+      <w:r>
+        <w:t xml:space="preserve">Гарантируют физическую реализуемость (отсутствие накладок у преподавателей, соответствие вместимости аудиторий).</w:t>
+      </w:r>
+    </w:p>
+    <w:p>
+      <w:pPr>
+        <w:pStyle w:val="Compact"/>
+        <w:numPr>
+          <w:ilvl w:val="0"/>
+          <w:numId w:val="1035"/>
+        </w:numPr>
+      </w:pPr>
+      <w:r>
+        <w:rPr>
+          <w:b/>
+          <w:bCs/>
+        </w:rPr>
+        <w:t xml:space="preserve">Мягкие ограничения (Soft constraints):</w:t>
+      </w:r>
+      <w:r>
+        <w:t xml:space="preserve"> </w:t>
+      </w:r>
+      <w:r>
+        <w:t xml:space="preserve">Учитываются через целевую функцию как взвешенная сумма штрафов (например, нежелательные слоты, «окна» в расписании).</w:t>
+      </w:r>
+    </w:p>
+    <w:bookmarkEnd w:id="53"/>
+    <w:bookmarkStart w:id="54" w:name="сложность-и-эффективность-3"/>
+    <w:p>
+      <w:pPr>
+        <w:pStyle w:val="3"/>
+      </w:pPr>
+      <w:r>
+        <w:t xml:space="preserve">5. Сложность и эффективность</w:t>
+      </w:r>
+    </w:p>
+    <w:p>
+      <w:pPr>
+        <w:pStyle w:val="Compact"/>
+        <w:numPr>
+          <w:ilvl w:val="0"/>
+          <w:numId w:val="1036"/>
+        </w:numPr>
+      </w:pPr>
+      <w:r>
+        <w:rPr>
+          <w:b/>
+          <w:bCs/>
+        </w:rPr>
+        <w:t xml:space="preserve">Сложность:</w:t>
+      </w:r>
+      <w:r>
+        <w:t xml:space="preserve"> </w:t>
+      </w:r>
+      <w:r>
+        <w:t xml:space="preserve">Одна итерация (пропагация) полиномиальна, но общее дерево поиска экспоненциально.</w:t>
+      </w:r>
+    </w:p>
+    <w:p>
+      <w:pPr>
+        <w:pStyle w:val="Compact"/>
+        <w:numPr>
+          <w:ilvl w:val="0"/>
+          <w:numId w:val="1036"/>
+        </w:numPr>
+      </w:pPr>
+      <w:r>
+        <w:rPr>
+          <w:b/>
+          <w:bCs/>
+        </w:rPr>
+        <w:t xml:space="preserve">Рост размерности:</w:t>
+      </w:r>
+      <w:r>
+        <w:t xml:space="preserve"> </w:t>
+      </w:r>
+      <w:r>
+        <w:t xml:space="preserve">CP-SAT способен обрабатывать миллионы ограничений и тысячи переменных. Использование эффективных структур данных (например, two-watched literals) ускоряет работу.</w:t>
+      </w:r>
+    </w:p>
+    <w:p>
+      <w:pPr>
+        <w:pStyle w:val="Compact"/>
+        <w:numPr>
+          <w:ilvl w:val="0"/>
+          <w:numId w:val="1036"/>
+        </w:numPr>
+      </w:pPr>
+      <w:r>
+        <w:rPr>
+          <w:b/>
+          <w:bCs/>
+        </w:rPr>
+        <w:t xml:space="preserve">Сходимость и оптимумы:</w:t>
+      </w:r>
+      <w:r>
+        <w:t xml:space="preserve"> </w:t>
+      </w:r>
+      <w:r>
+        <w:t xml:space="preserve">Алгоритм использует</w:t>
+      </w:r>
+      <w:r>
+        <w:t xml:space="preserve"> </w:t>
+      </w:r>
+      <w:r>
+        <w:rPr>
+          <w:b/>
+          <w:bCs/>
+        </w:rPr>
+        <w:t xml:space="preserve">рестарты</w:t>
+      </w:r>
+      <w:r>
+        <w:t xml:space="preserve"> </w:t>
+      </w:r>
+      <w:r>
+        <w:t xml:space="preserve">(Luby sequence), чтобы избежать «тяжёлых хвостов» (застревания в сложных участках пространства поиска). Гибридизация с MILP позволяет быстрее находить и доказывать оптимум в задачах оптимизации.</w:t>
+      </w:r>
+    </w:p>
+    <w:bookmarkEnd w:id="54"/>
+    <w:bookmarkStart w:id="55" w:name="Xf80a903014838183b29dfb6fc1922803ed464c1"/>
+    <w:p>
+      <w:pPr>
+        <w:pStyle w:val="3"/>
+      </w:pPr>
+      <w:r>
+        <w:t xml:space="preserve">6. Преимущества и недостатки в контексте расписаний</w:t>
+      </w:r>
+    </w:p>
+    <w:p>
+      <w:pPr>
+        <w:pStyle w:val="Compact"/>
+        <w:numPr>
+          <w:ilvl w:val="0"/>
+          <w:numId w:val="1037"/>
+        </w:numPr>
+      </w:pPr>
+      <w:r>
+        <w:rPr>
+          <w:b/>
+          <w:bCs/>
+        </w:rPr>
+        <w:t xml:space="preserve">Преимущества:</w:t>
+      </w:r>
+    </w:p>
+    <w:p>
+      <w:pPr>
+        <w:pStyle w:val="Compact"/>
+        <w:numPr>
+          <w:ilvl w:val="1"/>
+          <w:numId w:val="1038"/>
+        </w:numPr>
+      </w:pPr>
+      <w:r>
+        <w:rPr>
+          <w:b/>
+          <w:bCs/>
+        </w:rPr>
+        <w:t xml:space="preserve">Математическая гарантия</w:t>
+      </w:r>
+      <w:r>
+        <w:t xml:space="preserve"> </w:t>
+      </w:r>
+      <w:r>
+        <w:t xml:space="preserve">соблюдения жёстких ограничений.</w:t>
+      </w:r>
+    </w:p>
+    <w:p>
+      <w:pPr>
+        <w:pStyle w:val="Compact"/>
+        <w:numPr>
+          <w:ilvl w:val="1"/>
+          <w:numId w:val="1038"/>
+        </w:numPr>
+      </w:pPr>
+      <w:r>
+        <w:rPr>
+          <w:b/>
+          <w:bCs/>
+        </w:rPr>
+        <w:t xml:space="preserve">Высокая выразительность:</w:t>
+      </w:r>
+      <w:r>
+        <w:t xml:space="preserve"> </w:t>
+      </w:r>
+      <w:r>
+        <w:t xml:space="preserve">легко описывать сложные правила через глобальные ограничения.</w:t>
+      </w:r>
+    </w:p>
+    <w:p>
+      <w:pPr>
+        <w:pStyle w:val="Compact"/>
+        <w:numPr>
+          <w:ilvl w:val="1"/>
+          <w:numId w:val="1038"/>
+        </w:numPr>
+      </w:pPr>
+      <w:r>
+        <w:rPr>
+          <w:b/>
+          <w:bCs/>
+        </w:rPr>
+        <w:t xml:space="preserve">Обучение на ошибках:</w:t>
+      </w:r>
+      <w:r>
+        <w:t xml:space="preserve"> </w:t>
+      </w:r>
+      <w:r>
+        <w:t xml:space="preserve">клаузы конфликтов значительно ускоряют поиск в больших масштабах.</w:t>
+      </w:r>
+    </w:p>
+    <w:p>
+      <w:pPr>
+        <w:pStyle w:val="Compact"/>
+        <w:numPr>
+          <w:ilvl w:val="0"/>
+          <w:numId w:val="1037"/>
+        </w:numPr>
+      </w:pPr>
+      <w:r>
+        <w:rPr>
+          <w:b/>
+          <w:bCs/>
+        </w:rPr>
+        <w:t xml:space="preserve">Недостатки:</w:t>
+      </w:r>
+    </w:p>
+    <w:p>
+      <w:pPr>
+        <w:pStyle w:val="Compact"/>
+        <w:numPr>
+          <w:ilvl w:val="1"/>
+          <w:numId w:val="1039"/>
+        </w:numPr>
+      </w:pPr>
+      <w:r>
+        <w:t xml:space="preserve">Трудности при оптимизации сложных</w:t>
+      </w:r>
+      <w:r>
+        <w:t xml:space="preserve"> </w:t>
+      </w:r>
+      <w:r>
+        <w:rPr>
+          <w:b/>
+          <w:bCs/>
+        </w:rPr>
+        <w:t xml:space="preserve">нелинейных</w:t>
+      </w:r>
+      <w:r>
+        <w:t xml:space="preserve"> </w:t>
+      </w:r>
+      <w:r>
+        <w:t xml:space="preserve">целей в условиях жесткого лимита времени.</w:t>
+      </w:r>
+    </w:p>
+    <w:p>
+      <w:pPr>
+        <w:pStyle w:val="Compact"/>
+        <w:numPr>
+          <w:ilvl w:val="1"/>
+          <w:numId w:val="1039"/>
+        </w:numPr>
+      </w:pPr>
+      <w:r>
+        <w:t xml:space="preserve">Высокий порог входа из-за необходимости формальной спецификации задачи.</w:t>
+      </w:r>
+    </w:p>
+    <w:bookmarkEnd w:id="55"/>
+    <w:bookmarkStart w:id="56" w:name="примеры-использования-3"/>
+    <w:p>
+      <w:pPr>
+        <w:pStyle w:val="3"/>
+      </w:pPr>
+      <w:r>
+        <w:t xml:space="preserve">7. Примеры использования</w:t>
+      </w:r>
+    </w:p>
+    <w:p>
+      <w:pPr>
+        <w:pStyle w:val="Compact"/>
+        <w:numPr>
+          <w:ilvl w:val="0"/>
+          <w:numId w:val="1040"/>
+        </w:numPr>
+      </w:pPr>
+      <w:r>
+        <w:rPr>
+          <w:b/>
+          <w:bCs/>
+        </w:rPr>
+        <w:t xml:space="preserve">Nguyen (2026):</w:t>
+      </w:r>
+      <w:r>
+        <w:t xml:space="preserve"> </w:t>
+      </w:r>
+      <w:r>
+        <w:t xml:space="preserve">Система для составления учебных расписаний (CB-CTT), использующая CP-SAT для генерации начального допустимого решения.</w:t>
+      </w:r>
+    </w:p>
+    <w:p>
+      <w:pPr>
+        <w:pStyle w:val="Compact"/>
+        <w:numPr>
+          <w:ilvl w:val="0"/>
+          <w:numId w:val="1040"/>
+        </w:numPr>
+      </w:pPr>
+      <w:r>
+        <w:rPr>
+          <w:b/>
+          <w:bCs/>
+        </w:rPr>
+        <w:t xml:space="preserve">Kumar et al. (Timetable Optimizer):</w:t>
+      </w:r>
+      <w:r>
+        <w:t xml:space="preserve"> </w:t>
+      </w:r>
+      <w:r>
+        <w:t xml:space="preserve">Университетская система, использующая решатель</w:t>
+      </w:r>
+      <w:r>
+        <w:t xml:space="preserve"> </w:t>
+      </w:r>
+      <w:r>
+        <w:rPr>
+          <w:b/>
+          <w:bCs/>
+        </w:rPr>
+        <w:t xml:space="preserve">Google OR-Tools CP-SAT</w:t>
+      </w:r>
+      <w:r>
+        <w:t xml:space="preserve"> </w:t>
+      </w:r>
+      <w:r>
+        <w:t xml:space="preserve">для автоматической генерации расписаний с учетом предпочтений, поданных на естественном языке (через LLM).</w:t>
+      </w:r>
+    </w:p>
+    <w:bookmarkEnd w:id="56"/>
+    <w:bookmarkStart w:id="57" w:name="вывод-по-алгоритму-2"/>
+    <w:p>
+      <w:pPr>
+        <w:pStyle w:val="3"/>
+      </w:pPr>
+      <w:r>
+        <w:t xml:space="preserve">8. Вывод по алгоритму</w:t>
+      </w:r>
+    </w:p>
+    <w:p>
+      <w:pPr>
+        <w:pStyle w:val="FirstParagraph"/>
+      </w:pPr>
+      <w:r>
+        <w:rPr>
+          <w:b/>
+          <w:bCs/>
+        </w:rPr>
+        <w:t xml:space="preserve">CP-SAT</w:t>
+      </w:r>
+      <w:r>
+        <w:t xml:space="preserve"> </w:t>
+      </w:r>
+      <w:r>
+        <w:t xml:space="preserve">— это передовая технология, которая «наводит мост» между скоростью логического вывода SAT и гибкостью моделирования CP. Она является стандартом де-факто для решения промышленных задач планирования и расписаний, обеспечивая баланс между математической строгостью и практической производительностью.</w:t>
+      </w:r>
+    </w:p>
+    <w:p>
       <w:r>
         <w:br w:type="page"/>
       </w:r>
     </w:p>
-    <w:bookmarkEnd w:id="34"/>
-    <w:bookmarkStart w:id="35" w:name="сравнительный-анализ-алгоритмов"/>
+    <w:bookmarkEnd w:id="57"/>
+    <w:bookmarkEnd w:id="58"/>
+    <w:bookmarkStart w:id="59" w:name="сравнительный-анализ-алгоритмов"/>
     <w:p>
       <w:pPr>
         <w:pStyle w:val="2"/>
@@ -1882,12 +4969,201 @@
       </w:r>
     </w:p>
     <w:p>
+      <w:pPr>
+        <w:numPr>
+          <w:ilvl w:val="0"/>
+          <w:numId w:val="1041"/>
+        </w:numPr>
+      </w:pPr>
+      <w:r>
+        <w:rPr>
+          <w:b/>
+          <w:bCs/>
+        </w:rPr>
+        <w:t xml:space="preserve">Поиск с запретами (Tabu Search)</w:t>
+      </w:r>
+    </w:p>
+    <w:p>
+      <w:pPr>
+        <w:pStyle w:val="Compact"/>
+        <w:numPr>
+          <w:ilvl w:val="1"/>
+          <w:numId w:val="1042"/>
+        </w:numPr>
+      </w:pPr>
+      <w:r>
+        <w:t xml:space="preserve">Основной механизм: Детерминированные структуры памяти.</w:t>
+      </w:r>
+    </w:p>
+    <w:p>
+      <w:pPr>
+        <w:pStyle w:val="Compact"/>
+        <w:numPr>
+          <w:ilvl w:val="1"/>
+          <w:numId w:val="1042"/>
+        </w:numPr>
+      </w:pPr>
+      <w:r>
+        <w:t xml:space="preserve">Отслеживаемые решения: Один путь решения.</w:t>
+      </w:r>
+    </w:p>
+    <w:p>
+      <w:pPr>
+        <w:pStyle w:val="Compact"/>
+        <w:numPr>
+          <w:ilvl w:val="1"/>
+          <w:numId w:val="1042"/>
+        </w:numPr>
+      </w:pPr>
+      <w:r>
+        <w:t xml:space="preserve">Стратегия выхода из локальных оптимумов: Запрещает предыдущие ходы.</w:t>
+      </w:r>
+    </w:p>
+    <w:p>
+      <w:pPr>
+        <w:pStyle w:val="Compact"/>
+        <w:numPr>
+          <w:ilvl w:val="1"/>
+          <w:numId w:val="1042"/>
+        </w:numPr>
+      </w:pPr>
+      <w:r>
+        <w:t xml:space="preserve">Сильные стороны: Позволяет избежать бесконечного зацикливания.</w:t>
+      </w:r>
+    </w:p>
+    <w:p>
+      <w:pPr>
+        <w:numPr>
+          <w:ilvl w:val="0"/>
+          <w:numId w:val="1041"/>
+        </w:numPr>
+      </w:pPr>
+      <w:r>
+        <w:rPr>
+          <w:b/>
+          <w:bCs/>
+        </w:rPr>
+        <w:t xml:space="preserve">Имитация отжига (Simulated Annealing)</w:t>
+      </w:r>
+    </w:p>
+    <w:p>
+      <w:pPr>
+        <w:pStyle w:val="Compact"/>
+        <w:numPr>
+          <w:ilvl w:val="1"/>
+          <w:numId w:val="1043"/>
+        </w:numPr>
+      </w:pPr>
+      <w:r>
+        <w:t xml:space="preserve">Основной механизм: Вероятностный критерий принятия.</w:t>
+      </w:r>
+    </w:p>
+    <w:p>
+      <w:pPr>
+        <w:pStyle w:val="Compact"/>
+        <w:numPr>
+          <w:ilvl w:val="1"/>
+          <w:numId w:val="1043"/>
+        </w:numPr>
+      </w:pPr>
+      <w:r>
+        <w:t xml:space="preserve">Отслеживаемые решения: Один путь решения.</w:t>
+      </w:r>
+    </w:p>
+    <w:p>
+      <w:pPr>
+        <w:pStyle w:val="Compact"/>
+        <w:numPr>
+          <w:ilvl w:val="1"/>
+          <w:numId w:val="1043"/>
+        </w:numPr>
+      </w:pPr>
+      <w:r>
+        <w:t xml:space="preserve">Стратегия выхода из локальных оптимумов: Временно принимает ухудшающие варианты.</w:t>
+      </w:r>
+    </w:p>
+    <w:p>
+      <w:pPr>
+        <w:pStyle w:val="Compact"/>
+        <w:numPr>
+          <w:ilvl w:val="1"/>
+          <w:numId w:val="1043"/>
+        </w:numPr>
+      </w:pPr>
+      <w:r>
+        <w:t xml:space="preserve">Сильные стороны: Простая математическая формулировка.</w:t>
+      </w:r>
+    </w:p>
+    <w:p>
+      <w:pPr>
+        <w:numPr>
+          <w:ilvl w:val="0"/>
+          <w:numId w:val="1041"/>
+        </w:numPr>
+      </w:pPr>
+      <w:r>
+        <w:rPr>
+          <w:b/>
+          <w:bCs/>
+        </w:rPr>
+        <w:t xml:space="preserve">Генетические алгоритмы (Genetic Algorithms)</w:t>
+      </w:r>
+    </w:p>
+    <w:p>
+      <w:pPr>
+        <w:pStyle w:val="Compact"/>
+        <w:numPr>
+          <w:ilvl w:val="1"/>
+          <w:numId w:val="1044"/>
+        </w:numPr>
+      </w:pPr>
+      <w:r>
+        <w:t xml:space="preserve">Основной механизм: Эволюционное скрещивание популяции.</w:t>
+      </w:r>
+    </w:p>
+    <w:p>
+      <w:pPr>
+        <w:pStyle w:val="Compact"/>
+        <w:numPr>
+          <w:ilvl w:val="1"/>
+          <w:numId w:val="1044"/>
+        </w:numPr>
+      </w:pPr>
+      <w:r>
+        <w:t xml:space="preserve">Отслеживаемые решения: Несколько путей одновременно.</w:t>
+      </w:r>
+    </w:p>
+    <w:p>
+      <w:pPr>
+        <w:pStyle w:val="Compact"/>
+        <w:numPr>
+          <w:ilvl w:val="1"/>
+          <w:numId w:val="1044"/>
+        </w:numPr>
+      </w:pPr>
+      <w:r>
+        <w:t xml:space="preserve">Стратегия выхода из локальных оптимумов: Мутации и отбор.</w:t>
+      </w:r>
+    </w:p>
+    <w:p>
+      <w:pPr>
+        <w:pStyle w:val="Compact"/>
+        <w:numPr>
+          <w:ilvl w:val="1"/>
+          <w:numId w:val="1044"/>
+        </w:numPr>
+      </w:pPr>
+      <w:r>
+        <w:t xml:space="preserve">Сильные стороны: Отличное разнообразие поиска.</w:t>
+      </w:r>
+    </w:p>
+    <w:p>
       <w:r>
         <w:br w:type="page"/>
       </w:r>
     </w:p>
-    <w:bookmarkEnd w:id="35"/>
-    <w:bookmarkEnd w:id="36"/>
+    <w:bookmarkEnd w:id="59"/>
+    <w:bookmarkEnd w:id="60"/>
     <w:sectPr>
       <w:footerReference r:id="rId8" w:type="default"/>
       <w:footerReference r:id="rId9" w:type="first"/>
@@ -2455,12 +5731,258 @@
     <w:abstractNumId w:val="991"/>
   </w:num>
   <w:num w:numId="1014">
-    <w:abstractNumId w:val="991"/>
+    <w:abstractNumId w:val="99411"/>
+    <w:lvlOverride w:ilvl="0">
+      <w:startOverride w:val="1"/>
+    </w:lvlOverride>
+    <w:lvlOverride w:ilvl="1">
+      <w:startOverride w:val="1"/>
+    </w:lvlOverride>
+    <w:lvlOverride w:ilvl="2">
+      <w:startOverride w:val="1"/>
+    </w:lvlOverride>
+    <w:lvlOverride w:ilvl="3">
+      <w:startOverride w:val="1"/>
+    </w:lvlOverride>
+    <w:lvlOverride w:ilvl="4">
+      <w:startOverride w:val="1"/>
+    </w:lvlOverride>
+    <w:lvlOverride w:ilvl="5">
+      <w:startOverride w:val="1"/>
+    </w:lvlOverride>
+    <w:lvlOverride w:ilvl="6">
+      <w:startOverride w:val="1"/>
+    </w:lvlOverride>
+    <w:lvlOverride w:ilvl="7">
+      <w:startOverride w:val="1"/>
+    </w:lvlOverride>
+    <w:lvlOverride w:ilvl="8">
+      <w:startOverride w:val="1"/>
+    </w:lvlOverride>
   </w:num>
   <w:num w:numId="1015">
     <w:abstractNumId w:val="991"/>
   </w:num>
   <w:num w:numId="1016">
+    <w:abstractNumId w:val="991"/>
+  </w:num>
+  <w:num w:numId="1017">
+    <w:abstractNumId w:val="991"/>
+  </w:num>
+  <w:num w:numId="1018">
+    <w:abstractNumId w:val="991"/>
+  </w:num>
+  <w:num w:numId="1019">
+    <w:abstractNumId w:val="991"/>
+  </w:num>
+  <w:num w:numId="1020">
+    <w:abstractNumId w:val="99411"/>
+    <w:lvlOverride w:ilvl="0">
+      <w:startOverride w:val="1"/>
+    </w:lvlOverride>
+    <w:lvlOverride w:ilvl="1">
+      <w:startOverride w:val="1"/>
+    </w:lvlOverride>
+    <w:lvlOverride w:ilvl="2">
+      <w:startOverride w:val="1"/>
+    </w:lvlOverride>
+    <w:lvlOverride w:ilvl="3">
+      <w:startOverride w:val="1"/>
+    </w:lvlOverride>
+    <w:lvlOverride w:ilvl="4">
+      <w:startOverride w:val="1"/>
+    </w:lvlOverride>
+    <w:lvlOverride w:ilvl="5">
+      <w:startOverride w:val="1"/>
+    </w:lvlOverride>
+    <w:lvlOverride w:ilvl="6">
+      <w:startOverride w:val="1"/>
+    </w:lvlOverride>
+    <w:lvlOverride w:ilvl="7">
+      <w:startOverride w:val="1"/>
+    </w:lvlOverride>
+    <w:lvlOverride w:ilvl="8">
+      <w:startOverride w:val="1"/>
+    </w:lvlOverride>
+  </w:num>
+  <w:num w:numId="1021">
+    <w:abstractNumId w:val="991"/>
+  </w:num>
+  <w:num w:numId="1022">
+    <w:abstractNumId w:val="991"/>
+  </w:num>
+  <w:num w:numId="1023">
+    <w:abstractNumId w:val="99411"/>
+    <w:lvlOverride w:ilvl="0">
+      <w:startOverride w:val="1"/>
+    </w:lvlOverride>
+    <w:lvlOverride w:ilvl="1">
+      <w:startOverride w:val="1"/>
+    </w:lvlOverride>
+    <w:lvlOverride w:ilvl="2">
+      <w:startOverride w:val="1"/>
+    </w:lvlOverride>
+    <w:lvlOverride w:ilvl="3">
+      <w:startOverride w:val="1"/>
+    </w:lvlOverride>
+    <w:lvlOverride w:ilvl="4">
+      <w:startOverride w:val="1"/>
+    </w:lvlOverride>
+    <w:lvlOverride w:ilvl="5">
+      <w:startOverride w:val="1"/>
+    </w:lvlOverride>
+    <w:lvlOverride w:ilvl="6">
+      <w:startOverride w:val="1"/>
+    </w:lvlOverride>
+    <w:lvlOverride w:ilvl="7">
+      <w:startOverride w:val="1"/>
+    </w:lvlOverride>
+    <w:lvlOverride w:ilvl="8">
+      <w:startOverride w:val="1"/>
+    </w:lvlOverride>
+  </w:num>
+  <w:num w:numId="1024">
+    <w:abstractNumId w:val="991"/>
+  </w:num>
+  <w:num w:numId="1025">
+    <w:abstractNumId w:val="991"/>
+  </w:num>
+  <w:num w:numId="1026">
+    <w:abstractNumId w:val="991"/>
+  </w:num>
+  <w:num w:numId="1027">
+    <w:abstractNumId w:val="991"/>
+  </w:num>
+  <w:num w:numId="1028">
+    <w:abstractNumId w:val="991"/>
+  </w:num>
+  <w:num w:numId="1029">
+    <w:abstractNumId w:val="991"/>
+  </w:num>
+  <w:num w:numId="1030">
+    <w:abstractNumId w:val="99411"/>
+    <w:lvlOverride w:ilvl="0">
+      <w:startOverride w:val="1"/>
+    </w:lvlOverride>
+    <w:lvlOverride w:ilvl="1">
+      <w:startOverride w:val="1"/>
+    </w:lvlOverride>
+    <w:lvlOverride w:ilvl="2">
+      <w:startOverride w:val="1"/>
+    </w:lvlOverride>
+    <w:lvlOverride w:ilvl="3">
+      <w:startOverride w:val="1"/>
+    </w:lvlOverride>
+    <w:lvlOverride w:ilvl="4">
+      <w:startOverride w:val="1"/>
+    </w:lvlOverride>
+    <w:lvlOverride w:ilvl="5">
+      <w:startOverride w:val="1"/>
+    </w:lvlOverride>
+    <w:lvlOverride w:ilvl="6">
+      <w:startOverride w:val="1"/>
+    </w:lvlOverride>
+    <w:lvlOverride w:ilvl="7">
+      <w:startOverride w:val="1"/>
+    </w:lvlOverride>
+    <w:lvlOverride w:ilvl="8">
+      <w:startOverride w:val="1"/>
+    </w:lvlOverride>
+  </w:num>
+  <w:num w:numId="1031">
+    <w:abstractNumId w:val="991"/>
+  </w:num>
+  <w:num w:numId="1032">
+    <w:abstractNumId w:val="991"/>
+  </w:num>
+  <w:num w:numId="1033">
+    <w:abstractNumId w:val="99411"/>
+    <w:lvlOverride w:ilvl="0">
+      <w:startOverride w:val="1"/>
+    </w:lvlOverride>
+    <w:lvlOverride w:ilvl="1">
+      <w:startOverride w:val="1"/>
+    </w:lvlOverride>
+    <w:lvlOverride w:ilvl="2">
+      <w:startOverride w:val="1"/>
+    </w:lvlOverride>
+    <w:lvlOverride w:ilvl="3">
+      <w:startOverride w:val="1"/>
+    </w:lvlOverride>
+    <w:lvlOverride w:ilvl="4">
+      <w:startOverride w:val="1"/>
+    </w:lvlOverride>
+    <w:lvlOverride w:ilvl="5">
+      <w:startOverride w:val="1"/>
+    </w:lvlOverride>
+    <w:lvlOverride w:ilvl="6">
+      <w:startOverride w:val="1"/>
+    </w:lvlOverride>
+    <w:lvlOverride w:ilvl="7">
+      <w:startOverride w:val="1"/>
+    </w:lvlOverride>
+    <w:lvlOverride w:ilvl="8">
+      <w:startOverride w:val="1"/>
+    </w:lvlOverride>
+  </w:num>
+  <w:num w:numId="1034">
+    <w:abstractNumId w:val="991"/>
+  </w:num>
+  <w:num w:numId="1035">
+    <w:abstractNumId w:val="991"/>
+  </w:num>
+  <w:num w:numId="1036">
+    <w:abstractNumId w:val="991"/>
+  </w:num>
+  <w:num w:numId="1037">
+    <w:abstractNumId w:val="991"/>
+  </w:num>
+  <w:num w:numId="1038">
+    <w:abstractNumId w:val="991"/>
+  </w:num>
+  <w:num w:numId="1039">
+    <w:abstractNumId w:val="991"/>
+  </w:num>
+  <w:num w:numId="1040">
+    <w:abstractNumId w:val="99411"/>
+    <w:lvlOverride w:ilvl="0">
+      <w:startOverride w:val="1"/>
+    </w:lvlOverride>
+    <w:lvlOverride w:ilvl="1">
+      <w:startOverride w:val="1"/>
+    </w:lvlOverride>
+    <w:lvlOverride w:ilvl="2">
+      <w:startOverride w:val="1"/>
+    </w:lvlOverride>
+    <w:lvlOverride w:ilvl="3">
+      <w:startOverride w:val="1"/>
+    </w:lvlOverride>
+    <w:lvlOverride w:ilvl="4">
+      <w:startOverride w:val="1"/>
+    </w:lvlOverride>
+    <w:lvlOverride w:ilvl="5">
+      <w:startOverride w:val="1"/>
+    </w:lvlOverride>
+    <w:lvlOverride w:ilvl="6">
+      <w:startOverride w:val="1"/>
+    </w:lvlOverride>
+    <w:lvlOverride w:ilvl="7">
+      <w:startOverride w:val="1"/>
+    </w:lvlOverride>
+    <w:lvlOverride w:ilvl="8">
+      <w:startOverride w:val="1"/>
+    </w:lvlOverride>
+  </w:num>
+  <w:num w:numId="1041">
+    <w:abstractNumId w:val="991"/>
+  </w:num>
+  <w:num w:numId="1042">
+    <w:abstractNumId w:val="991"/>
+  </w:num>
+  <w:num w:numId="1043">
+    <w:abstractNumId w:val="991"/>
+  </w:num>
+  <w:num w:numId="1044">
     <w:abstractNumId w:val="991"/>
   </w:num>
 </w:numbering>
